--- a/public/resume/Cougar Bellinger Resume.docx
+++ b/public/resume/Cougar Bellinger Resume.docx
@@ -1123,7 +1123,10 @@
                           </w:p>
                           <w:p>
                             <w:r>
-                              <w:t xml:space="preserve">Aug </w:t>
+                              <w:t>Dec</w:t>
+                            </w:r>
+                            <w:r>
+                              <w:t xml:space="preserve"> </w:t>
                             </w:r>
                             <w:r>
                               <w:t>20</w:t>
@@ -1151,7 +1154,11 @@
           </mc:Choice>
           <mc:Fallback>
             <w:pict>
-              <v:shape w14:anchorId="4C44CE05" id="_x0000_s1028" type="#_x0000_t202" style="position:absolute;left:0;text-align:left;margin-left:421.05pt;margin-top:205.95pt;width:167.75pt;height:95.35pt;z-index:251677696;visibility:visible;mso-wrap-style:square;mso-width-percent:0;mso-height-percent:0;mso-wrap-distance-left:9pt;mso-wrap-distance-top:3.6pt;mso-wrap-distance-right:9pt;mso-wrap-distance-bottom:3.6pt;mso-position-horizontal:absolute;mso-position-horizontal-relative:page;mso-position-vertical:absolute;mso-position-vertical-relative:page;mso-width-percent:0;mso-height-percent:0;mso-width-relative:margin;mso-height-relative:margin;v-text-anchor:top" o:gfxdata="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" filled="f" stroked="f">
+              <v:shapetype w14:anchorId="4C44CE05" id="_x0000_t202" coordsize="21600,21600" o:spt="202" path="m,l,21600r21600,l21600,xe">
+                <v:stroke joinstyle="miter"/>
+                <v:path gradientshapeok="t" o:connecttype="rect"/>
+              </v:shapetype>
+              <v:shape id="_x0000_s1028" type="#_x0000_t202" style="position:absolute;left:0;text-align:left;margin-left:421.05pt;margin-top:205.95pt;width:167.75pt;height:95.35pt;z-index:251677696;visibility:visible;mso-wrap-style:square;mso-width-percent:0;mso-height-percent:0;mso-wrap-distance-left:9pt;mso-wrap-distance-top:3.6pt;mso-wrap-distance-right:9pt;mso-wrap-distance-bottom:3.6pt;mso-position-horizontal:absolute;mso-position-horizontal-relative:page;mso-position-vertical:absolute;mso-position-vertical-relative:page;mso-width-percent:0;mso-height-percent:0;mso-width-relative:margin;mso-height-relative:margin;v-text-anchor:top" o:gfxdata="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" filled="f" stroked="f">
                 <v:textbox>
                   <w:txbxContent>
                     <w:p>
@@ -1198,7 +1205,10 @@
                     </w:p>
                     <w:p>
                       <w:r>
-                        <w:t xml:space="preserve">Aug </w:t>
+                        <w:t>Dec</w:t>
+                      </w:r>
+                      <w:r>
+                        <w:t xml:space="preserve"> </w:t>
                       </w:r>
                       <w:r>
                         <w:t>20</w:t>
@@ -1314,11 +1324,9 @@
                             <w:pPr>
                               <w:pStyle w:val="ListBullet2"/>
                             </w:pPr>
-                            <w:proofErr w:type="spellStart"/>
                             <w:r>
                               <w:t>DevSecOps</w:t>
                             </w:r>
-                            <w:proofErr w:type="spellEnd"/>
                           </w:p>
                           <w:p>
                             <w:pPr>
@@ -1354,6 +1362,9 @@
                             </w:pPr>
                             <w:r>
                               <w:t>Java, Python, C/C++, C#, HTML/CSS, Typescript</w:t>
+                            </w:r>
+                            <w:r>
+                              <w:t>, SQL</w:t>
                             </w:r>
                           </w:p>
                           <w:p>
@@ -1442,11 +1453,9 @@
                       <w:pPr>
                         <w:pStyle w:val="ListBullet2"/>
                       </w:pPr>
-                      <w:proofErr w:type="spellStart"/>
                       <w:r>
                         <w:t>DevSecOps</w:t>
                       </w:r>
-                      <w:proofErr w:type="spellEnd"/>
                     </w:p>
                     <w:p>
                       <w:pPr>
@@ -1482,6 +1491,9 @@
                       </w:pPr>
                       <w:r>
                         <w:t>Java, Python, C/C++, C#, HTML/CSS, Typescript</w:t>
+                      </w:r>
+                      <w:r>
+                        <w:t>, SQL</w:t>
                       </w:r>
                     </w:p>
                     <w:p>
@@ -2142,27 +2154,7 @@
                                 <w:sz w:val="24"/>
                                 <w:szCs w:val="24"/>
                               </w:rPr>
-                              <w:t xml:space="preserve"> </w:t>
-                            </w:r>
-                            <w:proofErr w:type="spellStart"/>
-                            <w:r>
-                              <w:rPr>
-                                <w:rFonts w:asciiTheme="majorHAnsi" w:hAnsiTheme="majorHAnsi"/>
-                                <w:b/>
-                                <w:sz w:val="24"/>
-                                <w:szCs w:val="24"/>
-                              </w:rPr>
-                              <w:t>DevSecOps</w:t>
-                            </w:r>
-                            <w:proofErr w:type="spellEnd"/>
-                            <w:r>
-                              <w:rPr>
-                                <w:rFonts w:asciiTheme="majorHAnsi" w:hAnsiTheme="majorHAnsi"/>
-                                <w:b/>
-                                <w:sz w:val="24"/>
-                                <w:szCs w:val="24"/>
-                              </w:rPr>
-                              <w:t xml:space="preserve"> </w:t>
+                              <w:t xml:space="preserve"> DevSecOps </w:t>
                             </w:r>
                             <w:r>
                               <w:rPr>
@@ -2206,19 +2198,11 @@
                               </w:rPr>
                               <w:t xml:space="preserve"> </w:t>
                             </w:r>
-                            <w:proofErr w:type="spellStart"/>
                             <w:r>
                               <w:rPr>
                                 <w:rFonts w:asciiTheme="majorHAnsi" w:hAnsiTheme="majorHAnsi"/>
                               </w:rPr>
-                              <w:t>DevSecOps</w:t>
-                            </w:r>
-                            <w:proofErr w:type="spellEnd"/>
-                            <w:r>
-                              <w:rPr>
-                                <w:rFonts w:asciiTheme="majorHAnsi" w:hAnsiTheme="majorHAnsi"/>
-                              </w:rPr>
-                              <w:t xml:space="preserve"> methodology, CI/CD with GitLab, and Docker.</w:t>
+                              <w:t>DevSecOps methodology, CI/CD with GitLab, and Docker.</w:t>
                             </w:r>
                           </w:p>
                           <w:p>

--- a/public/resume/Cougar Bellinger Resume.docx
+++ b/public/resume/Cougar Bellinger Resume.docx
@@ -1123,7 +1123,7 @@
                           </w:p>
                           <w:p>
                             <w:r>
-                              <w:t>Dec</w:t>
+                              <w:t>May</w:t>
                             </w:r>
                             <w:r>
                               <w:t xml:space="preserve"> </w:t>
@@ -1132,7 +1132,10 @@
                               <w:t>20</w:t>
                             </w:r>
                             <w:r>
-                              <w:t>25</w:t>
+                              <w:t>2</w:t>
+                            </w:r>
+                            <w:r>
+                              <w:t>6</w:t>
                             </w:r>
                           </w:p>
                         </w:txbxContent>
@@ -1154,11 +1157,7 @@
           </mc:Choice>
           <mc:Fallback>
             <w:pict>
-              <v:shapetype w14:anchorId="4C44CE05" id="_x0000_t202" coordsize="21600,21600" o:spt="202" path="m,l,21600r21600,l21600,xe">
-                <v:stroke joinstyle="miter"/>
-                <v:path gradientshapeok="t" o:connecttype="rect"/>
-              </v:shapetype>
-              <v:shape id="_x0000_s1028" type="#_x0000_t202" style="position:absolute;left:0;text-align:left;margin-left:421.05pt;margin-top:205.95pt;width:167.75pt;height:95.35pt;z-index:251677696;visibility:visible;mso-wrap-style:square;mso-width-percent:0;mso-height-percent:0;mso-wrap-distance-left:9pt;mso-wrap-distance-top:3.6pt;mso-wrap-distance-right:9pt;mso-wrap-distance-bottom:3.6pt;mso-position-horizontal:absolute;mso-position-horizontal-relative:page;mso-position-vertical:absolute;mso-position-vertical-relative:page;mso-width-percent:0;mso-height-percent:0;mso-width-relative:margin;mso-height-relative:margin;v-text-anchor:top" o:gfxdata="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" filled="f" stroked="f">
+              <v:shape w14:anchorId="4C44CE05" id="_x0000_s1028" type="#_x0000_t202" style="position:absolute;left:0;text-align:left;margin-left:421.05pt;margin-top:205.95pt;width:167.75pt;height:95.35pt;z-index:251677696;visibility:visible;mso-wrap-style:square;mso-width-percent:0;mso-height-percent:0;mso-wrap-distance-left:9pt;mso-wrap-distance-top:3.6pt;mso-wrap-distance-right:9pt;mso-wrap-distance-bottom:3.6pt;mso-position-horizontal:absolute;mso-position-horizontal-relative:page;mso-position-vertical:absolute;mso-position-vertical-relative:page;mso-width-percent:0;mso-height-percent:0;mso-width-relative:margin;mso-height-relative:margin;v-text-anchor:top" o:gfxdata="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" filled="f" stroked="f">
                 <v:textbox>
                   <w:txbxContent>
                     <w:p>
@@ -1205,7 +1204,7 @@
                     </w:p>
                     <w:p>
                       <w:r>
-                        <w:t>Dec</w:t>
+                        <w:t>May</w:t>
                       </w:r>
                       <w:r>
                         <w:t xml:space="preserve"> </w:t>
@@ -1214,7 +1213,10 @@
                         <w:t>20</w:t>
                       </w:r>
                       <w:r>
-                        <w:t>25</w:t>
+                        <w:t>2</w:t>
+                      </w:r>
+                      <w:r>
+                        <w:t>6</w:t>
                       </w:r>
                     </w:p>
                   </w:txbxContent>
@@ -1394,11 +1396,7 @@
           </mc:Choice>
           <mc:Fallback>
             <w:pict>
-              <v:shapetype w14:anchorId="55807F56" id="_x0000_t202" coordsize="21600,21600" o:spt="202" path="m,l,21600r21600,l21600,xe">
-                <v:stroke joinstyle="miter"/>
-                <v:path gradientshapeok="t" o:connecttype="rect"/>
-              </v:shapetype>
-              <v:shape id="_x0000_s1029" type="#_x0000_t202" style="position:absolute;left:0;text-align:left;margin-left:421.35pt;margin-top:271.65pt;width:169.2pt;height:169.65pt;z-index:251678720;visibility:visible;mso-wrap-style:square;mso-width-percent:0;mso-height-percent:0;mso-wrap-distance-left:9pt;mso-wrap-distance-top:3.6pt;mso-wrap-distance-right:9pt;mso-wrap-distance-bottom:3.6pt;mso-position-horizontal:absolute;mso-position-horizontal-relative:page;mso-position-vertical:absolute;mso-position-vertical-relative:margin;mso-width-percent:0;mso-height-percent:0;mso-width-relative:margin;mso-height-relative:margin;v-text-anchor:top" o:gfxdata="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" filled="f" stroked="f">
+              <v:shape w14:anchorId="55807F56" id="_x0000_s1029" type="#_x0000_t202" style="position:absolute;left:0;text-align:left;margin-left:421.35pt;margin-top:271.65pt;width:169.2pt;height:169.65pt;z-index:251678720;visibility:visible;mso-wrap-style:square;mso-width-percent:0;mso-height-percent:0;mso-wrap-distance-left:9pt;mso-wrap-distance-top:3.6pt;mso-wrap-distance-right:9pt;mso-wrap-distance-bottom:3.6pt;mso-position-horizontal:absolute;mso-position-horizontal-relative:page;mso-position-vertical:absolute;mso-position-vertical-relative:margin;mso-width-percent:0;mso-height-percent:0;mso-width-relative:margin;mso-height-relative:margin;v-text-anchor:top" o:gfxdata="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" filled="f" stroked="f">
                 <v:textbox>
                   <w:txbxContent>
                     <w:p>
@@ -2397,27 +2395,7 @@
                           <w:sz w:val="24"/>
                           <w:szCs w:val="24"/>
                         </w:rPr>
-                        <w:t xml:space="preserve"> </w:t>
-                      </w:r>
-                      <w:proofErr w:type="spellStart"/>
-                      <w:r>
-                        <w:rPr>
-                          <w:rFonts w:asciiTheme="majorHAnsi" w:hAnsiTheme="majorHAnsi"/>
-                          <w:b/>
-                          <w:sz w:val="24"/>
-                          <w:szCs w:val="24"/>
-                        </w:rPr>
-                        <w:t>DevSecOps</w:t>
-                      </w:r>
-                      <w:proofErr w:type="spellEnd"/>
-                      <w:r>
-                        <w:rPr>
-                          <w:rFonts w:asciiTheme="majorHAnsi" w:hAnsiTheme="majorHAnsi"/>
-                          <w:b/>
-                          <w:sz w:val="24"/>
-                          <w:szCs w:val="24"/>
-                        </w:rPr>
-                        <w:t xml:space="preserve"> </w:t>
+                        <w:t xml:space="preserve"> DevSecOps </w:t>
                       </w:r>
                       <w:r>
                         <w:rPr>
@@ -2461,19 +2439,11 @@
                         </w:rPr>
                         <w:t xml:space="preserve"> </w:t>
                       </w:r>
-                      <w:proofErr w:type="spellStart"/>
                       <w:r>
                         <w:rPr>
                           <w:rFonts w:asciiTheme="majorHAnsi" w:hAnsiTheme="majorHAnsi"/>
                         </w:rPr>
-                        <w:t>DevSecOps</w:t>
-                      </w:r>
-                      <w:proofErr w:type="spellEnd"/>
-                      <w:r>
-                        <w:rPr>
-                          <w:rFonts w:asciiTheme="majorHAnsi" w:hAnsiTheme="majorHAnsi"/>
-                        </w:rPr>
-                        <w:t xml:space="preserve"> methodology, CI/CD with GitLab, and Docker.</w:t>
+                        <w:t>DevSecOps methodology, CI/CD with GitLab, and Docker.</w:t>
                       </w:r>
                     </w:p>
                     <w:p>
@@ -3951,42 +3921,10 @@
 </file>
 
 <file path=customXml/item1.xml><?xml version="1.0" encoding="utf-8"?>
-<p:properties xmlns:p="http://schemas.microsoft.com/office/2006/metadata/properties" xmlns:xsi="http://www.w3.org/2001/XMLSchema-instance" xmlns:pc="http://schemas.microsoft.com/office/infopath/2007/PartnerControls">
-  <documentManagement>
-    <_ip_UnifiedCompliancePolicyUIAction xmlns="http://schemas.microsoft.com/sharepoint/v3" xsi:nil="true"/>
-    <_ip_UnifiedCompliancePolicyProperties xmlns="http://schemas.microsoft.com/sharepoint/v3" xsi:nil="true"/>
-    <TaxCatchAll xmlns="230e9df3-be65-4c73-a93b-d1236ebd677e" xsi:nil="true"/>
-    <ImageTagsTaxHTField xmlns="71af3243-3dd4-4a8d-8c0d-dd76da1f02a5">
-      <Terms xmlns="http://schemas.microsoft.com/office/infopath/2007/PartnerControls"/>
-    </ImageTagsTaxHTField>
-    <Image xmlns="71af3243-3dd4-4a8d-8c0d-dd76da1f02a5">
-      <Url xsi:nil="true"/>
-      <Description xsi:nil="true"/>
-    </Image>
-    <Status xmlns="71af3243-3dd4-4a8d-8c0d-dd76da1f02a5">Not started</Status>
-    <Background xmlns="71af3243-3dd4-4a8d-8c0d-dd76da1f02a5">false</Background>
-    <MediaServiceKeyPoints xmlns="71af3243-3dd4-4a8d-8c0d-dd76da1f02a5" xsi:nil="true"/>
-    <SharedWithUsers xmlns="16c05727-aa75-4e4a-9b5f-8a80a1165891">
-      <UserInfo>
-        <DisplayName/>
-        <AccountId xsi:nil="true"/>
-        <AccountType/>
-      </UserInfo>
-    </SharedWithUsers>
-  </documentManagement>
-</p:properties>
+<b:Sources xmlns:b="http://schemas.openxmlformats.org/officeDocument/2006/bibliography" xmlns="http://schemas.openxmlformats.org/officeDocument/2006/bibliography" SelectedStyle="\APASixthEditionOfficeOnline.xsl" StyleName="APA" Version="6"/>
 </file>
 
 <file path=customXml/item2.xml><?xml version="1.0" encoding="utf-8"?>
-<?mso-contentType ?>
-<FormTemplates xmlns="http://schemas.microsoft.com/sharepoint/v3/contenttype/forms">
-  <Display>DocumentLibraryForm</Display>
-  <Edit>DocumentLibraryForm</Edit>
-  <New>DocumentLibraryForm</New>
-</FormTemplates>
-</file>
-
-<file path=customXml/item3.xml><?xml version="1.0" encoding="utf-8"?>
 <ct:contentTypeSchema xmlns:ct="http://schemas.microsoft.com/office/2006/metadata/contentType" xmlns:ma="http://schemas.microsoft.com/office/2006/metadata/properties/metaAttributes" ct:_="" ma:_="" ma:contentTypeName="Document" ma:contentTypeID="0x01010079F111ED35F8CC479449609E8A0923A6" ma:contentTypeVersion="30" ma:contentTypeDescription="Create a new document." ma:contentTypeScope="" ma:versionID="cec0622158e8f13124e9e8fd4de31bd1">
   <xsd:schema xmlns:xsd="http://www.w3.org/2001/XMLSchema" xmlns:xs="http://www.w3.org/2001/XMLSchema" xmlns:p="http://schemas.microsoft.com/office/2006/metadata/properties" xmlns:ns1="http://schemas.microsoft.com/sharepoint/v3" xmlns:ns2="71af3243-3dd4-4a8d-8c0d-dd76da1f02a5" xmlns:ns3="16c05727-aa75-4e4a-9b5f-8a80a1165891" xmlns:ns4="230e9df3-be65-4c73-a93b-d1236ebd677e" targetNamespace="http://schemas.microsoft.com/office/2006/metadata/properties" ma:root="true" ma:fieldsID="3b52f30ab005d15df08657af532e6e38" ns1:_="" ns2:_="" ns3:_="" ns4:_="">
     <xsd:import namespace="http://schemas.microsoft.com/sharepoint/v3"/>
@@ -4304,32 +4242,51 @@
 </ct:contentTypeSchema>
 </file>
 
+<file path=customXml/item3.xml><?xml version="1.0" encoding="utf-8"?>
+<?mso-contentType ?>
+<FormTemplates xmlns="http://schemas.microsoft.com/sharepoint/v3/contenttype/forms">
+  <Display>DocumentLibraryForm</Display>
+  <Edit>DocumentLibraryForm</Edit>
+  <New>DocumentLibraryForm</New>
+</FormTemplates>
+</file>
+
 <file path=customXml/item4.xml><?xml version="1.0" encoding="utf-8"?>
-<b:Sources xmlns:b="http://schemas.openxmlformats.org/officeDocument/2006/bibliography" xmlns="http://schemas.openxmlformats.org/officeDocument/2006/bibliography" SelectedStyle="\APASixthEditionOfficeOnline.xsl" StyleName="APA" Version="6"/>
+<p:properties xmlns:p="http://schemas.microsoft.com/office/2006/metadata/properties" xmlns:xsi="http://www.w3.org/2001/XMLSchema-instance" xmlns:pc="http://schemas.microsoft.com/office/infopath/2007/PartnerControls">
+  <documentManagement>
+    <_ip_UnifiedCompliancePolicyUIAction xmlns="http://schemas.microsoft.com/sharepoint/v3" xsi:nil="true"/>
+    <_ip_UnifiedCompliancePolicyProperties xmlns="http://schemas.microsoft.com/sharepoint/v3" xsi:nil="true"/>
+    <TaxCatchAll xmlns="230e9df3-be65-4c73-a93b-d1236ebd677e" xsi:nil="true"/>
+    <ImageTagsTaxHTField xmlns="71af3243-3dd4-4a8d-8c0d-dd76da1f02a5">
+      <Terms xmlns="http://schemas.microsoft.com/office/infopath/2007/PartnerControls"/>
+    </ImageTagsTaxHTField>
+    <Image xmlns="71af3243-3dd4-4a8d-8c0d-dd76da1f02a5">
+      <Url xsi:nil="true"/>
+      <Description xsi:nil="true"/>
+    </Image>
+    <Status xmlns="71af3243-3dd4-4a8d-8c0d-dd76da1f02a5">Not started</Status>
+    <Background xmlns="71af3243-3dd4-4a8d-8c0d-dd76da1f02a5">false</Background>
+    <MediaServiceKeyPoints xmlns="71af3243-3dd4-4a8d-8c0d-dd76da1f02a5" xsi:nil="true"/>
+    <SharedWithUsers xmlns="16c05727-aa75-4e4a-9b5f-8a80a1165891">
+      <UserInfo>
+        <DisplayName/>
+        <AccountId xsi:nil="true"/>
+        <AccountType/>
+      </UserInfo>
+    </SharedWithUsers>
+  </documentManagement>
+</p:properties>
 </file>
 
 <file path=customXml/itemProps1.xml><?xml version="1.0" encoding="utf-8"?>
-<ds:datastoreItem xmlns:ds="http://schemas.openxmlformats.org/officeDocument/2006/customXml" ds:itemID="{C3777CDB-9867-40F2-9BF9-CB60FF0B9A75}">
+<ds:datastoreItem xmlns:ds="http://schemas.openxmlformats.org/officeDocument/2006/customXml" ds:itemID="{8149D908-B78F-43EA-9FB3-6D18D4F5E8B2}">
   <ds:schemaRefs>
-    <ds:schemaRef ds:uri="http://schemas.microsoft.com/office/2006/metadata/properties"/>
-    <ds:schemaRef ds:uri="http://schemas.microsoft.com/office/infopath/2007/PartnerControls"/>
-    <ds:schemaRef ds:uri="http://schemas.microsoft.com/sharepoint/v3"/>
-    <ds:schemaRef ds:uri="230e9df3-be65-4c73-a93b-d1236ebd677e"/>
-    <ds:schemaRef ds:uri="71af3243-3dd4-4a8d-8c0d-dd76da1f02a5"/>
-    <ds:schemaRef ds:uri="16c05727-aa75-4e4a-9b5f-8a80a1165891"/>
+    <ds:schemaRef ds:uri="http://schemas.openxmlformats.org/officeDocument/2006/bibliography"/>
   </ds:schemaRefs>
 </ds:datastoreItem>
 </file>
 
 <file path=customXml/itemProps2.xml><?xml version="1.0" encoding="utf-8"?>
-<ds:datastoreItem xmlns:ds="http://schemas.openxmlformats.org/officeDocument/2006/customXml" ds:itemID="{92AF9E0A-AFA7-42B2-ACC9-13B47C410593}">
-  <ds:schemaRefs>
-    <ds:schemaRef ds:uri="http://schemas.microsoft.com/sharepoint/v3/contenttype/forms"/>
-  </ds:schemaRefs>
-</ds:datastoreItem>
-</file>
-
-<file path=customXml/itemProps3.xml><?xml version="1.0" encoding="utf-8"?>
 <ds:datastoreItem xmlns:ds="http://schemas.openxmlformats.org/officeDocument/2006/customXml" ds:itemID="{7D1FAD4F-D6E5-4938-BEDF-CF8A6D29F47E}">
   <ds:schemaRefs>
     <ds:schemaRef ds:uri="http://schemas.microsoft.com/office/2006/metadata/contentType"/>
@@ -4350,10 +4307,23 @@
 </ds:datastoreItem>
 </file>
 
+<file path=customXml/itemProps3.xml><?xml version="1.0" encoding="utf-8"?>
+<ds:datastoreItem xmlns:ds="http://schemas.openxmlformats.org/officeDocument/2006/customXml" ds:itemID="{92AF9E0A-AFA7-42B2-ACC9-13B47C410593}">
+  <ds:schemaRefs>
+    <ds:schemaRef ds:uri="http://schemas.microsoft.com/sharepoint/v3/contenttype/forms"/>
+  </ds:schemaRefs>
+</ds:datastoreItem>
+</file>
+
 <file path=customXml/itemProps4.xml><?xml version="1.0" encoding="utf-8"?>
-<ds:datastoreItem xmlns:ds="http://schemas.openxmlformats.org/officeDocument/2006/customXml" ds:itemID="{8149D908-B78F-43EA-9FB3-6D18D4F5E8B2}">
+<ds:datastoreItem xmlns:ds="http://schemas.openxmlformats.org/officeDocument/2006/customXml" ds:itemID="{C3777CDB-9867-40F2-9BF9-CB60FF0B9A75}">
   <ds:schemaRefs>
-    <ds:schemaRef ds:uri="http://schemas.openxmlformats.org/officeDocument/2006/bibliography"/>
+    <ds:schemaRef ds:uri="http://schemas.microsoft.com/office/2006/metadata/properties"/>
+    <ds:schemaRef ds:uri="http://schemas.microsoft.com/office/infopath/2007/PartnerControls"/>
+    <ds:schemaRef ds:uri="http://schemas.microsoft.com/sharepoint/v3"/>
+    <ds:schemaRef ds:uri="230e9df3-be65-4c73-a93b-d1236ebd677e"/>
+    <ds:schemaRef ds:uri="71af3243-3dd4-4a8d-8c0d-dd76da1f02a5"/>
+    <ds:schemaRef ds:uri="16c05727-aa75-4e4a-9b5f-8a80a1165891"/>
   </ds:schemaRefs>
 </ds:datastoreItem>
 </file>

--- a/public/resume/Cougar Bellinger Resume.docx
+++ b/public/resume/Cougar Bellinger Resume.docx
@@ -489,15 +489,15 @@
         <mc:AlternateContent>
           <mc:Choice Requires="wps">
             <w:drawing>
-              <wp:anchor distT="45720" distB="45720" distL="114300" distR="114300" simplePos="0" relativeHeight="251676672" behindDoc="0" locked="1" layoutInCell="1" allowOverlap="1" wp14:anchorId="235E04AA" wp14:editId="15726775">
+              <wp:anchor distT="45720" distB="45720" distL="114300" distR="114300" simplePos="0" relativeHeight="251676672" behindDoc="0" locked="1" layoutInCell="1" allowOverlap="1" wp14:anchorId="235E04AA" wp14:editId="6FCA986F">
                 <wp:simplePos x="0" y="0"/>
                 <wp:positionH relativeFrom="page">
-                  <wp:posOffset>356235</wp:posOffset>
+                  <wp:posOffset>355600</wp:posOffset>
                 </wp:positionH>
                 <wp:positionV relativeFrom="page">
-                  <wp:posOffset>2601595</wp:posOffset>
+                  <wp:posOffset>2603500</wp:posOffset>
                 </wp:positionV>
-                <wp:extent cx="4754880" cy="5314950"/>
+                <wp:extent cx="4754880" cy="4629150"/>
                 <wp:effectExtent l="0" t="0" r="0" b="0"/>
                 <wp:wrapSquare wrapText="bothSides"/>
                 <wp:docPr id="13" name="Text Box 2"/>
@@ -513,7 +513,7 @@
                       <wps:spPr bwMode="auto">
                         <a:xfrm>
                           <a:off x="0" y="0"/>
-                          <a:ext cx="4754880" cy="5314950"/>
+                          <a:ext cx="4754880" cy="4629150"/>
                         </a:xfrm>
                         <a:prstGeom prst="rect">
                           <a:avLst/>
@@ -568,98 +568,66 @@
                           </w:p>
                           <w:p>
                             <w:pPr>
-                              <w:pStyle w:val="ListBullet"/>
-                            </w:pPr>
-                            <w:r>
-                              <w:t>Aid in decision making for creating and managing project budgets</w:t>
-                            </w:r>
-                            <w:r>
-                              <w:t>.</w:t>
-                            </w:r>
-                          </w:p>
-                          <w:p>
-                            <w:pPr>
-                              <w:pStyle w:val="ListBullet"/>
-                            </w:pPr>
-                            <w:r>
-                              <w:t xml:space="preserve">Coordinate </w:t>
-                            </w:r>
-                            <w:r>
-                              <w:t>event planning and logistics</w:t>
-                            </w:r>
-                            <w:r>
-                              <w:t xml:space="preserve"> for reproducible large-scale events.</w:t>
-                            </w:r>
-                          </w:p>
-                          <w:p>
-                            <w:pPr>
-                              <w:pStyle w:val="ListBullet"/>
-                              <w:spacing w:after="40"/>
-                            </w:pPr>
-                            <w:r>
-                              <w:t>Run and manage live production systems on event days.</w:t>
+                              <w:pStyle w:val="Heading2"/>
+                              <w:numPr>
+                                <w:ilvl w:val="0"/>
+                                <w:numId w:val="9"/>
+                              </w:numPr>
+                              <w:rPr>
+                                <w:rFonts w:asciiTheme="minorHAnsi" w:hAnsiTheme="minorHAnsi"/>
+                                <w:b w:val="0"/>
+                                <w:sz w:val="22"/>
+                                <w:szCs w:val="22"/>
+                              </w:rPr>
+                            </w:pPr>
+                            <w:r>
+                              <w:rPr>
+                                <w:rFonts w:asciiTheme="minorHAnsi" w:hAnsiTheme="minorHAnsi"/>
+                                <w:b w:val="0"/>
+                                <w:sz w:val="22"/>
+                                <w:szCs w:val="22"/>
+                              </w:rPr>
+                              <w:t>Co-founded a production company focused on STEAM education events; assist with budget management and live technical systems.</w:t>
+                            </w:r>
+                          </w:p>
+                          <w:p>
+                            <w:pPr>
+                              <w:pStyle w:val="Heading2"/>
+                            </w:pPr>
+                            <w:r>
+                              <w:t>Co-Founder and Producer</w:t>
+                            </w:r>
+                          </w:p>
+                          <w:p>
+                            <w:pPr>
+                              <w:pStyle w:val="Heading3"/>
+                            </w:pPr>
+                            <w:r>
+                              <w:t xml:space="preserve">Arizona Bowl RAAVOLUTION Festival </w:t>
+                            </w:r>
+                            <w:r>
+                              <w:t>| Tucson AZ</w:t>
+                            </w:r>
+                            <w:r>
+                              <w:t xml:space="preserve"> | 20</w:t>
+                            </w:r>
+                            <w:r>
+                              <w:t>16</w:t>
                             </w:r>
                             <w:r>
                               <w:t xml:space="preserve"> </w:t>
                             </w:r>
-                          </w:p>
-                          <w:p>
-                            <w:pPr>
-                              <w:pStyle w:val="Heading2"/>
-                            </w:pPr>
-                            <w:r>
-                              <w:t>Co-Founder and Producer</w:t>
-                            </w:r>
-                          </w:p>
-                          <w:p>
-                            <w:pPr>
-                              <w:pStyle w:val="Heading3"/>
-                            </w:pPr>
-                            <w:r>
-                              <w:t xml:space="preserve">Arizona Bowl RAAVOLUTION Festival </w:t>
-                            </w:r>
-                            <w:r>
-                              <w:t>| Tucson AZ</w:t>
-                            </w:r>
-                            <w:r>
-                              <w:t xml:space="preserve"> | 20</w:t>
-                            </w:r>
-                            <w:r>
-                              <w:t>16</w:t>
+                            <w:r>
+                              <w:t>–</w:t>
                             </w:r>
                             <w:r>
                               <w:t xml:space="preserve"> </w:t>
                             </w:r>
                             <w:r>
-                              <w:t>–</w:t>
-                            </w:r>
-                            <w:r>
-                              <w:t xml:space="preserve"> </w:t>
-                            </w:r>
-                            <w:r>
-                              <w:t>Present</w:t>
+                              <w:t>2025</w:t>
                             </w:r>
                             <w:r>
                               <w:t xml:space="preserve"> (Yearly event)</w:t>
-                            </w:r>
-                          </w:p>
-                          <w:p>
-                            <w:pPr>
-                              <w:pStyle w:val="ListBullet"/>
-                            </w:pPr>
-                            <w:r>
-                              <w:t>Manage communications with over 60 local organizations and non-profits to plan event logistics.</w:t>
-                            </w:r>
-                          </w:p>
-                          <w:p>
-                            <w:pPr>
-                              <w:pStyle w:val="ListBullet"/>
-                            </w:pPr>
-                            <w:r>
-                              <w:t>Oversee a team of volunteers and workers</w:t>
-                            </w:r>
-                            <w:r>
-                              <w:t xml:space="preserve"> to setup preparations and provide trainings before the day of the event.</w:t>
                             </w:r>
                           </w:p>
                           <w:p>
@@ -784,7 +752,7 @@
           </mc:Choice>
           <mc:Fallback>
             <w:pict>
-              <v:shape w14:anchorId="235E04AA" id="Text Box 2" o:spid="_x0000_s1027" type="#_x0000_t202" style="position:absolute;left:0;text-align:left;margin-left:28.05pt;margin-top:204.85pt;width:374.4pt;height:418.5pt;z-index:251676672;visibility:visible;mso-wrap-style:square;mso-width-percent:0;mso-height-percent:0;mso-wrap-distance-left:9pt;mso-wrap-distance-top:3.6pt;mso-wrap-distance-right:9pt;mso-wrap-distance-bottom:3.6pt;mso-position-horizontal:absolute;mso-position-horizontal-relative:page;mso-position-vertical:absolute;mso-position-vertical-relative:page;mso-width-percent:0;mso-height-percent:0;mso-width-relative:margin;mso-height-relative:margin;v-text-anchor:top" o:gfxdata="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" filled="f" stroked="f">
+              <v:shape w14:anchorId="235E04AA" id="Text Box 2" o:spid="_x0000_s1027" type="#_x0000_t202" style="position:absolute;left:0;text-align:left;margin-left:28pt;margin-top:205pt;width:374.4pt;height:364.5pt;z-index:251676672;visibility:visible;mso-wrap-style:square;mso-width-percent:0;mso-height-percent:0;mso-wrap-distance-left:9pt;mso-wrap-distance-top:3.6pt;mso-wrap-distance-right:9pt;mso-wrap-distance-bottom:3.6pt;mso-position-horizontal:absolute;mso-position-horizontal-relative:page;mso-position-vertical:absolute;mso-position-vertical-relative:page;mso-width-percent:0;mso-height-percent:0;mso-width-relative:margin;mso-height-relative:margin;v-text-anchor:top" o:gfxdata="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" filled="f" stroked="f">
                 <v:textbox>
                   <w:txbxContent>
                     <w:p>
@@ -827,98 +795,66 @@
                     </w:p>
                     <w:p>
                       <w:pPr>
-                        <w:pStyle w:val="ListBullet"/>
-                      </w:pPr>
-                      <w:r>
-                        <w:t>Aid in decision making for creating and managing project budgets</w:t>
-                      </w:r>
-                      <w:r>
-                        <w:t>.</w:t>
-                      </w:r>
-                    </w:p>
-                    <w:p>
-                      <w:pPr>
-                        <w:pStyle w:val="ListBullet"/>
-                      </w:pPr>
-                      <w:r>
-                        <w:t xml:space="preserve">Coordinate </w:t>
-                      </w:r>
-                      <w:r>
-                        <w:t>event planning and logistics</w:t>
-                      </w:r>
-                      <w:r>
-                        <w:t xml:space="preserve"> for reproducible large-scale events.</w:t>
-                      </w:r>
-                    </w:p>
-                    <w:p>
-                      <w:pPr>
-                        <w:pStyle w:val="ListBullet"/>
-                        <w:spacing w:after="40"/>
-                      </w:pPr>
-                      <w:r>
-                        <w:t>Run and manage live production systems on event days.</w:t>
+                        <w:pStyle w:val="Heading2"/>
+                        <w:numPr>
+                          <w:ilvl w:val="0"/>
+                          <w:numId w:val="9"/>
+                        </w:numPr>
+                        <w:rPr>
+                          <w:rFonts w:asciiTheme="minorHAnsi" w:hAnsiTheme="minorHAnsi"/>
+                          <w:b w:val="0"/>
+                          <w:sz w:val="22"/>
+                          <w:szCs w:val="22"/>
+                        </w:rPr>
+                      </w:pPr>
+                      <w:r>
+                        <w:rPr>
+                          <w:rFonts w:asciiTheme="minorHAnsi" w:hAnsiTheme="minorHAnsi"/>
+                          <w:b w:val="0"/>
+                          <w:sz w:val="22"/>
+                          <w:szCs w:val="22"/>
+                        </w:rPr>
+                        <w:t>Co-founded a production company focused on STEAM education events; assist with budget management and live technical systems.</w:t>
+                      </w:r>
+                    </w:p>
+                    <w:p>
+                      <w:pPr>
+                        <w:pStyle w:val="Heading2"/>
+                      </w:pPr>
+                      <w:r>
+                        <w:t>Co-Founder and Producer</w:t>
+                      </w:r>
+                    </w:p>
+                    <w:p>
+                      <w:pPr>
+                        <w:pStyle w:val="Heading3"/>
+                      </w:pPr>
+                      <w:r>
+                        <w:t xml:space="preserve">Arizona Bowl RAAVOLUTION Festival </w:t>
+                      </w:r>
+                      <w:r>
+                        <w:t>| Tucson AZ</w:t>
+                      </w:r>
+                      <w:r>
+                        <w:t xml:space="preserve"> | 20</w:t>
+                      </w:r>
+                      <w:r>
+                        <w:t>16</w:t>
                       </w:r>
                       <w:r>
                         <w:t xml:space="preserve"> </w:t>
                       </w:r>
-                    </w:p>
-                    <w:p>
-                      <w:pPr>
-                        <w:pStyle w:val="Heading2"/>
-                      </w:pPr>
-                      <w:r>
-                        <w:t>Co-Founder and Producer</w:t>
-                      </w:r>
-                    </w:p>
-                    <w:p>
-                      <w:pPr>
-                        <w:pStyle w:val="Heading3"/>
-                      </w:pPr>
-                      <w:r>
-                        <w:t xml:space="preserve">Arizona Bowl RAAVOLUTION Festival </w:t>
-                      </w:r>
-                      <w:r>
-                        <w:t>| Tucson AZ</w:t>
-                      </w:r>
-                      <w:r>
-                        <w:t xml:space="preserve"> | 20</w:t>
-                      </w:r>
-                      <w:r>
-                        <w:t>16</w:t>
+                      <w:r>
+                        <w:t>–</w:t>
                       </w:r>
                       <w:r>
                         <w:t xml:space="preserve"> </w:t>
                       </w:r>
                       <w:r>
-                        <w:t>–</w:t>
-                      </w:r>
-                      <w:r>
-                        <w:t xml:space="preserve"> </w:t>
-                      </w:r>
-                      <w:r>
-                        <w:t>Present</w:t>
+                        <w:t>2025</w:t>
                       </w:r>
                       <w:r>
                         <w:t xml:space="preserve"> (Yearly event)</w:t>
-                      </w:r>
-                    </w:p>
-                    <w:p>
-                      <w:pPr>
-                        <w:pStyle w:val="ListBullet"/>
-                      </w:pPr>
-                      <w:r>
-                        <w:t>Manage communications with over 60 local organizations and non-profits to plan event logistics.</w:t>
-                      </w:r>
-                    </w:p>
-                    <w:p>
-                      <w:pPr>
-                        <w:pStyle w:val="ListBullet"/>
-                      </w:pPr>
-                      <w:r>
-                        <w:t>Oversee a team of volunteers and workers</w:t>
-                      </w:r>
-                      <w:r>
-                        <w:t xml:space="preserve"> to setup preparations and provide trainings before the day of the event.</w:t>
                       </w:r>
                     </w:p>
                     <w:p>
@@ -2005,15 +1941,15 @@
         <mc:AlternateContent>
           <mc:Choice Requires="wps">
             <w:drawing>
-              <wp:anchor distT="0" distB="0" distL="114300" distR="114300" simplePos="0" relativeHeight="251682816" behindDoc="0" locked="0" layoutInCell="1" allowOverlap="1" wp14:anchorId="4E594B01" wp14:editId="3D5A16B8">
+              <wp:anchor distT="0" distB="0" distL="114300" distR="114300" simplePos="0" relativeHeight="251682816" behindDoc="0" locked="0" layoutInCell="1" allowOverlap="1" wp14:anchorId="4E594B01" wp14:editId="23C734BD">
                 <wp:simplePos x="0" y="0"/>
                 <wp:positionH relativeFrom="margin">
-                  <wp:posOffset>-115229</wp:posOffset>
+                  <wp:posOffset>-158750</wp:posOffset>
                 </wp:positionH>
                 <wp:positionV relativeFrom="paragraph">
-                  <wp:posOffset>6150610</wp:posOffset>
+                  <wp:posOffset>5114290</wp:posOffset>
                 </wp:positionV>
-                <wp:extent cx="4790548" cy="1873405"/>
+                <wp:extent cx="4790548" cy="2705100"/>
                 <wp:effectExtent l="0" t="0" r="0" b="0"/>
                 <wp:wrapNone/>
                 <wp:docPr id="438970844" name="Text Box 1"/>
@@ -2025,7 +1961,7 @@
                       <wps:spPr>
                         <a:xfrm>
                           <a:off x="0" y="0"/>
-                          <a:ext cx="4790548" cy="1873405"/>
+                          <a:ext cx="4790548" cy="2705100"/>
                         </a:xfrm>
                         <a:prstGeom prst="rect">
                           <a:avLst/>
@@ -2134,43 +2070,7 @@
                                 <w:sz w:val="24"/>
                                 <w:szCs w:val="24"/>
                               </w:rPr>
-                              <w:t>SFWE 402</w:t>
-                            </w:r>
-                            <w:r>
-                              <w:rPr>
-                                <w:rFonts w:asciiTheme="majorHAnsi" w:hAnsiTheme="majorHAnsi"/>
-                                <w:b/>
-                                <w:sz w:val="24"/>
-                                <w:szCs w:val="24"/>
-                              </w:rPr>
-                              <w:t>:</w:t>
-                            </w:r>
-                            <w:r>
-                              <w:rPr>
-                                <w:rFonts w:asciiTheme="majorHAnsi" w:hAnsiTheme="majorHAnsi"/>
-                                <w:b/>
-                                <w:sz w:val="24"/>
-                                <w:szCs w:val="24"/>
-                              </w:rPr>
-                              <w:t xml:space="preserve"> DevSecOps </w:t>
-                            </w:r>
-                            <w:r>
-                              <w:rPr>
-                                <w:rFonts w:asciiTheme="majorHAnsi" w:hAnsiTheme="majorHAnsi"/>
-                                <w:b/>
-                                <w:sz w:val="24"/>
-                                <w:szCs w:val="24"/>
-                              </w:rPr>
-                              <w:t xml:space="preserve">Semester </w:t>
-                            </w:r>
-                            <w:r>
-                              <w:rPr>
-                                <w:rFonts w:asciiTheme="majorHAnsi" w:hAnsiTheme="majorHAnsi"/>
-                                <w:b/>
-                                <w:sz w:val="24"/>
-                                <w:szCs w:val="24"/>
-                              </w:rPr>
-                              <w:t>Project</w:t>
+                              <w:t>Personal Financial Management System</w:t>
                             </w:r>
                           </w:p>
                           <w:p>
@@ -2178,7 +2078,7 @@
                               <w:pStyle w:val="ListBullet"/>
                               <w:numPr>
                                 <w:ilvl w:val="0"/>
-                                <w:numId w:val="0"/>
+                                <w:numId w:val="10"/>
                               </w:numPr>
                               <w:rPr>
                                 <w:rFonts w:asciiTheme="majorHAnsi" w:hAnsiTheme="majorHAnsi"/>
@@ -2201,6 +2101,78 @@
                                 <w:rFonts w:asciiTheme="majorHAnsi" w:hAnsiTheme="majorHAnsi"/>
                               </w:rPr>
                               <w:t>DevSecOps methodology, CI/CD with GitLab, and Docker.</w:t>
+                            </w:r>
+                            <w:r>
+                              <w:rPr>
+                                <w:rFonts w:asciiTheme="majorHAnsi" w:hAnsiTheme="majorHAnsi"/>
+                              </w:rPr>
+                              <w:t xml:space="preserve"> </w:t>
+                            </w:r>
+                          </w:p>
+                          <w:p>
+                            <w:pPr>
+                              <w:pStyle w:val="ListBullet"/>
+                              <w:numPr>
+                                <w:ilvl w:val="0"/>
+                                <w:numId w:val="10"/>
+                              </w:numPr>
+                              <w:rPr>
+                                <w:rFonts w:asciiTheme="majorHAnsi" w:hAnsiTheme="majorHAnsi"/>
+                              </w:rPr>
+                            </w:pPr>
+                            <w:proofErr w:type="spellStart"/>
+                            <w:r>
+                              <w:rPr>
+                                <w:rFonts w:asciiTheme="majorHAnsi" w:hAnsiTheme="majorHAnsi"/>
+                              </w:rPr>
+                              <w:t>SolidJS</w:t>
+                            </w:r>
+                            <w:proofErr w:type="spellEnd"/>
+                            <w:r>
+                              <w:rPr>
+                                <w:rFonts w:asciiTheme="majorHAnsi" w:hAnsiTheme="majorHAnsi"/>
+                              </w:rPr>
+                              <w:t xml:space="preserve"> and Tailwind CSS used for front-end.</w:t>
+                            </w:r>
+                          </w:p>
+                          <w:p>
+                            <w:pPr>
+                              <w:pStyle w:val="ListBullet"/>
+                              <w:numPr>
+                                <w:ilvl w:val="0"/>
+                                <w:numId w:val="10"/>
+                              </w:numPr>
+                              <w:rPr>
+                                <w:rFonts w:asciiTheme="majorHAnsi" w:hAnsiTheme="majorHAnsi"/>
+                              </w:rPr>
+                            </w:pPr>
+                            <w:proofErr w:type="spellStart"/>
+                            <w:r>
+                              <w:rPr>
+                                <w:rFonts w:asciiTheme="majorHAnsi" w:hAnsiTheme="majorHAnsi"/>
+                              </w:rPr>
+                              <w:t>PocketBase</w:t>
+                            </w:r>
+                            <w:proofErr w:type="spellEnd"/>
+                            <w:r>
+                              <w:rPr>
+                                <w:rFonts w:asciiTheme="majorHAnsi" w:hAnsiTheme="majorHAnsi"/>
+                              </w:rPr>
+                              <w:t xml:space="preserve"> and </w:t>
+                            </w:r>
+                            <w:proofErr w:type="spellStart"/>
+                            <w:r>
+                              <w:rPr>
+                                <w:rFonts w:asciiTheme="majorHAnsi" w:hAnsiTheme="majorHAnsi"/>
+                              </w:rPr>
+                              <w:t>FinnhubAPI</w:t>
+                            </w:r>
+                            <w:proofErr w:type="spellEnd"/>
+                            <w:r>
+                              <w:rPr>
+                                <w:rFonts w:asciiTheme="majorHAnsi" w:hAnsiTheme="majorHAnsi"/>
+                              </w:rPr>
+                              <w:t xml:space="preserve"> used for back-end.</w:t>
                             </w:r>
                           </w:p>
                           <w:p>
@@ -2224,7 +2196,7 @@
                                 <w:sz w:val="24"/>
                                 <w:szCs w:val="24"/>
                               </w:rPr>
-                              <w:t>SFWE 403: Project Management Semester Project</w:t>
+                              <w:t>Pharmacy Management System</w:t>
                             </w:r>
                           </w:p>
                           <w:p>
@@ -2232,7 +2204,7 @@
                               <w:pStyle w:val="ListBullet"/>
                               <w:numPr>
                                 <w:ilvl w:val="0"/>
-                                <w:numId w:val="0"/>
+                                <w:numId w:val="11"/>
                               </w:numPr>
                               <w:rPr>
                                 <w:rFonts w:asciiTheme="majorHAnsi" w:hAnsiTheme="majorHAnsi"/>
@@ -2242,7 +2214,55 @@
                               <w:rPr>
                                 <w:rFonts w:asciiTheme="majorHAnsi" w:hAnsiTheme="majorHAnsi"/>
                               </w:rPr>
-                              <w:t>Developed a pharmacy management system utilizing Agile Scrum methodology and Jira for project tracking.</w:t>
+                              <w:t>Built a pharmacy management system to handle prescription tracking, inventory, and patient records</w:t>
+                            </w:r>
+                          </w:p>
+                          <w:p>
+                            <w:pPr>
+                              <w:pStyle w:val="ListBullet"/>
+                              <w:numPr>
+                                <w:ilvl w:val="0"/>
+                                <w:numId w:val="11"/>
+                              </w:numPr>
+                              <w:rPr>
+                                <w:rFonts w:asciiTheme="majorHAnsi" w:hAnsiTheme="majorHAnsi"/>
+                              </w:rPr>
+                            </w:pPr>
+                            <w:r>
+                              <w:rPr>
+                                <w:rFonts w:asciiTheme="majorHAnsi" w:hAnsiTheme="majorHAnsi"/>
+                              </w:rPr>
+                              <w:t>HTML and CSS</w:t>
+                            </w:r>
+                            <w:r>
+                              <w:rPr>
+                                <w:rFonts w:asciiTheme="majorHAnsi" w:hAnsiTheme="majorHAnsi"/>
+                              </w:rPr>
+                              <w:t xml:space="preserve"> used for front-end.</w:t>
+                            </w:r>
+                          </w:p>
+                          <w:p>
+                            <w:pPr>
+                              <w:pStyle w:val="ListBullet"/>
+                              <w:numPr>
+                                <w:ilvl w:val="0"/>
+                                <w:numId w:val="11"/>
+                              </w:numPr>
+                              <w:rPr>
+                                <w:rFonts w:asciiTheme="majorHAnsi" w:hAnsiTheme="majorHAnsi"/>
+                              </w:rPr>
+                            </w:pPr>
+                            <w:r>
+                              <w:rPr>
+                                <w:rFonts w:asciiTheme="majorHAnsi" w:hAnsiTheme="majorHAnsi"/>
+                              </w:rPr>
+                              <w:t xml:space="preserve">Django and </w:t>
+                            </w:r>
+                            <w:r>
+                              <w:rPr>
+                                <w:rFonts w:asciiTheme="majorHAnsi" w:hAnsiTheme="majorHAnsi"/>
+                              </w:rPr>
+                              <w:t>PostgreSQL used for back-end.</w:t>
                             </w:r>
                           </w:p>
                           <w:p>
@@ -2279,7 +2299,7 @@
           </mc:Choice>
           <mc:Fallback>
             <w:pict>
-              <v:shape w14:anchorId="4E594B01" id="Text Box 1" o:spid="_x0000_s1031" type="#_x0000_t202" style="position:absolute;left:0;text-align:left;margin-left:-9.05pt;margin-top:484.3pt;width:377.2pt;height:147.5pt;z-index:251682816;visibility:visible;mso-wrap-style:square;mso-width-percent:0;mso-height-percent:0;mso-wrap-distance-left:9pt;mso-wrap-distance-top:0;mso-wrap-distance-right:9pt;mso-wrap-distance-bottom:0;mso-position-horizontal:absolute;mso-position-horizontal-relative:margin;mso-position-vertical:absolute;mso-position-vertical-relative:text;mso-width-percent:0;mso-height-percent:0;mso-width-relative:margin;mso-height-relative:margin;v-text-anchor:top" o:gfxdata="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" fillcolor="white [3201]" stroked="f" strokeweight=".5pt">
+              <v:shape w14:anchorId="4E594B01" id="Text Box 1" o:spid="_x0000_s1031" type="#_x0000_t202" style="position:absolute;left:0;text-align:left;margin-left:-12.5pt;margin-top:402.7pt;width:377.2pt;height:213pt;z-index:251682816;visibility:visible;mso-wrap-style:square;mso-width-percent:0;mso-height-percent:0;mso-wrap-distance-left:9pt;mso-wrap-distance-top:0;mso-wrap-distance-right:9pt;mso-wrap-distance-bottom:0;mso-position-horizontal:absolute;mso-position-horizontal-relative:margin;mso-position-vertical:absolute;mso-position-vertical-relative:text;mso-width-percent:0;mso-height-percent:0;mso-width-relative:margin;mso-height-relative:margin;v-text-anchor:top" o:gfxdata="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" fillcolor="white [3201]" stroked="f" strokeweight=".5pt">
                 <v:textbox>
                   <w:txbxContent>
                     <w:p>
@@ -2377,43 +2397,7 @@
                           <w:sz w:val="24"/>
                           <w:szCs w:val="24"/>
                         </w:rPr>
-                        <w:t>SFWE 402</w:t>
-                      </w:r>
-                      <w:r>
-                        <w:rPr>
-                          <w:rFonts w:asciiTheme="majorHAnsi" w:hAnsiTheme="majorHAnsi"/>
-                          <w:b/>
-                          <w:sz w:val="24"/>
-                          <w:szCs w:val="24"/>
-                        </w:rPr>
-                        <w:t>:</w:t>
-                      </w:r>
-                      <w:r>
-                        <w:rPr>
-                          <w:rFonts w:asciiTheme="majorHAnsi" w:hAnsiTheme="majorHAnsi"/>
-                          <w:b/>
-                          <w:sz w:val="24"/>
-                          <w:szCs w:val="24"/>
-                        </w:rPr>
-                        <w:t xml:space="preserve"> DevSecOps </w:t>
-                      </w:r>
-                      <w:r>
-                        <w:rPr>
-                          <w:rFonts w:asciiTheme="majorHAnsi" w:hAnsiTheme="majorHAnsi"/>
-                          <w:b/>
-                          <w:sz w:val="24"/>
-                          <w:szCs w:val="24"/>
-                        </w:rPr>
-                        <w:t xml:space="preserve">Semester </w:t>
-                      </w:r>
-                      <w:r>
-                        <w:rPr>
-                          <w:rFonts w:asciiTheme="majorHAnsi" w:hAnsiTheme="majorHAnsi"/>
-                          <w:b/>
-                          <w:sz w:val="24"/>
-                          <w:szCs w:val="24"/>
-                        </w:rPr>
-                        <w:t>Project</w:t>
+                        <w:t>Personal Financial Management System</w:t>
                       </w:r>
                     </w:p>
                     <w:p>
@@ -2421,7 +2405,7 @@
                         <w:pStyle w:val="ListBullet"/>
                         <w:numPr>
                           <w:ilvl w:val="0"/>
-                          <w:numId w:val="0"/>
+                          <w:numId w:val="10"/>
                         </w:numPr>
                         <w:rPr>
                           <w:rFonts w:asciiTheme="majorHAnsi" w:hAnsiTheme="majorHAnsi"/>
@@ -2444,6 +2428,78 @@
                           <w:rFonts w:asciiTheme="majorHAnsi" w:hAnsiTheme="majorHAnsi"/>
                         </w:rPr>
                         <w:t>DevSecOps methodology, CI/CD with GitLab, and Docker.</w:t>
+                      </w:r>
+                      <w:r>
+                        <w:rPr>
+                          <w:rFonts w:asciiTheme="majorHAnsi" w:hAnsiTheme="majorHAnsi"/>
+                        </w:rPr>
+                        <w:t xml:space="preserve"> </w:t>
+                      </w:r>
+                    </w:p>
+                    <w:p>
+                      <w:pPr>
+                        <w:pStyle w:val="ListBullet"/>
+                        <w:numPr>
+                          <w:ilvl w:val="0"/>
+                          <w:numId w:val="10"/>
+                        </w:numPr>
+                        <w:rPr>
+                          <w:rFonts w:asciiTheme="majorHAnsi" w:hAnsiTheme="majorHAnsi"/>
+                        </w:rPr>
+                      </w:pPr>
+                      <w:proofErr w:type="spellStart"/>
+                      <w:r>
+                        <w:rPr>
+                          <w:rFonts w:asciiTheme="majorHAnsi" w:hAnsiTheme="majorHAnsi"/>
+                        </w:rPr>
+                        <w:t>SolidJS</w:t>
+                      </w:r>
+                      <w:proofErr w:type="spellEnd"/>
+                      <w:r>
+                        <w:rPr>
+                          <w:rFonts w:asciiTheme="majorHAnsi" w:hAnsiTheme="majorHAnsi"/>
+                        </w:rPr>
+                        <w:t xml:space="preserve"> and Tailwind CSS used for front-end.</w:t>
+                      </w:r>
+                    </w:p>
+                    <w:p>
+                      <w:pPr>
+                        <w:pStyle w:val="ListBullet"/>
+                        <w:numPr>
+                          <w:ilvl w:val="0"/>
+                          <w:numId w:val="10"/>
+                        </w:numPr>
+                        <w:rPr>
+                          <w:rFonts w:asciiTheme="majorHAnsi" w:hAnsiTheme="majorHAnsi"/>
+                        </w:rPr>
+                      </w:pPr>
+                      <w:proofErr w:type="spellStart"/>
+                      <w:r>
+                        <w:rPr>
+                          <w:rFonts w:asciiTheme="majorHAnsi" w:hAnsiTheme="majorHAnsi"/>
+                        </w:rPr>
+                        <w:t>PocketBase</w:t>
+                      </w:r>
+                      <w:proofErr w:type="spellEnd"/>
+                      <w:r>
+                        <w:rPr>
+                          <w:rFonts w:asciiTheme="majorHAnsi" w:hAnsiTheme="majorHAnsi"/>
+                        </w:rPr>
+                        <w:t xml:space="preserve"> and </w:t>
+                      </w:r>
+                      <w:proofErr w:type="spellStart"/>
+                      <w:r>
+                        <w:rPr>
+                          <w:rFonts w:asciiTheme="majorHAnsi" w:hAnsiTheme="majorHAnsi"/>
+                        </w:rPr>
+                        <w:t>FinnhubAPI</w:t>
+                      </w:r>
+                      <w:proofErr w:type="spellEnd"/>
+                      <w:r>
+                        <w:rPr>
+                          <w:rFonts w:asciiTheme="majorHAnsi" w:hAnsiTheme="majorHAnsi"/>
+                        </w:rPr>
+                        <w:t xml:space="preserve"> used for back-end.</w:t>
                       </w:r>
                     </w:p>
                     <w:p>
@@ -2467,7 +2523,73 @@
                           <w:sz w:val="24"/>
                           <w:szCs w:val="24"/>
                         </w:rPr>
-                        <w:t>SFWE 403: Project Management Semester Project</w:t>
+                        <w:t>Pharmacy Management System</w:t>
+                      </w:r>
+                    </w:p>
+                    <w:p>
+                      <w:pPr>
+                        <w:pStyle w:val="ListBullet"/>
+                        <w:numPr>
+                          <w:ilvl w:val="0"/>
+                          <w:numId w:val="11"/>
+                        </w:numPr>
+                        <w:rPr>
+                          <w:rFonts w:asciiTheme="majorHAnsi" w:hAnsiTheme="majorHAnsi"/>
+                        </w:rPr>
+                      </w:pPr>
+                      <w:r>
+                        <w:rPr>
+                          <w:rFonts w:asciiTheme="majorHAnsi" w:hAnsiTheme="majorHAnsi"/>
+                        </w:rPr>
+                        <w:t>Built a pharmacy management system to handle prescription tracking, inventory, and patient records</w:t>
+                      </w:r>
+                    </w:p>
+                    <w:p>
+                      <w:pPr>
+                        <w:pStyle w:val="ListBullet"/>
+                        <w:numPr>
+                          <w:ilvl w:val="0"/>
+                          <w:numId w:val="11"/>
+                        </w:numPr>
+                        <w:rPr>
+                          <w:rFonts w:asciiTheme="majorHAnsi" w:hAnsiTheme="majorHAnsi"/>
+                        </w:rPr>
+                      </w:pPr>
+                      <w:r>
+                        <w:rPr>
+                          <w:rFonts w:asciiTheme="majorHAnsi" w:hAnsiTheme="majorHAnsi"/>
+                        </w:rPr>
+                        <w:t>HTML and CSS</w:t>
+                      </w:r>
+                      <w:r>
+                        <w:rPr>
+                          <w:rFonts w:asciiTheme="majorHAnsi" w:hAnsiTheme="majorHAnsi"/>
+                        </w:rPr>
+                        <w:t xml:space="preserve"> used for front-end.</w:t>
+                      </w:r>
+                    </w:p>
+                    <w:p>
+                      <w:pPr>
+                        <w:pStyle w:val="ListBullet"/>
+                        <w:numPr>
+                          <w:ilvl w:val="0"/>
+                          <w:numId w:val="11"/>
+                        </w:numPr>
+                        <w:rPr>
+                          <w:rFonts w:asciiTheme="majorHAnsi" w:hAnsiTheme="majorHAnsi"/>
+                        </w:rPr>
+                      </w:pPr>
+                      <w:r>
+                        <w:rPr>
+                          <w:rFonts w:asciiTheme="majorHAnsi" w:hAnsiTheme="majorHAnsi"/>
+                        </w:rPr>
+                        <w:t xml:space="preserve">Django and </w:t>
+                      </w:r>
+                      <w:r>
+                        <w:rPr>
+                          <w:rFonts w:asciiTheme="majorHAnsi" w:hAnsiTheme="majorHAnsi"/>
+                        </w:rPr>
+                        <w:t>PostgreSQL used for back-end.</w:t>
                       </w:r>
                     </w:p>
                     <w:p>
@@ -2481,24 +2603,6 @@
                           <w:rFonts w:asciiTheme="majorHAnsi" w:hAnsiTheme="majorHAnsi"/>
                         </w:rPr>
                       </w:pPr>
-                      <w:r>
-                        <w:rPr>
-                          <w:rFonts w:asciiTheme="majorHAnsi" w:hAnsiTheme="majorHAnsi"/>
-                        </w:rPr>
-                        <w:t>Developed a pharmacy management system utilizing Agile Scrum methodology and Jira for project tracking.</w:t>
-                      </w:r>
-                    </w:p>
-                    <w:p>
-                      <w:pPr>
-                        <w:pStyle w:val="ListBullet"/>
-                        <w:numPr>
-                          <w:ilvl w:val="0"/>
-                          <w:numId w:val="0"/>
-                        </w:numPr>
-                        <w:rPr>
-                          <w:rFonts w:asciiTheme="majorHAnsi" w:hAnsiTheme="majorHAnsi"/>
-                        </w:rPr>
-                      </w:pPr>
                     </w:p>
                   </w:txbxContent>
                 </v:textbox>
@@ -2508,20 +2612,13 @@
           </mc:Fallback>
         </mc:AlternateContent>
       </w:r>
+      <w:proofErr w:type="gramStart"/>
       <w:r>
-        <w:t>Software Engineer</w:t>
+        <w:t>Software</w:t>
       </w:r>
+      <w:proofErr w:type="gramEnd"/>
       <w:r>
-        <w:t xml:space="preserve"> </w:t>
-      </w:r>
-      <w:r>
-        <w:t>with 5+ years of experience leading social impact initiatives and managing complex technical projects. Proven track record of producing over 300 community events, including innovative STEAM education programs for underserved communities</w:t>
-      </w:r>
-      <w:r>
-        <w:t xml:space="preserve"> </w:t>
-      </w:r>
-      <w:r>
-        <w:t>through Human Impact Productions. Combines strong technical foundation with exceptional project management skills and a passion for leveraging technology for social good.</w:t>
+        <w:t xml:space="preserve"> Engineering student at the University of Arizona graduating May 2026, with hands-on experience in full-stack development, DevSecOps, and CI/CD pipelines. Award-winning designer recognized by Honeywell for aerospace system design. Proven leader with a track record of founding organizations and managing large-scale technical operations — passionate about building software that creates real community impact.</w:t>
       </w:r>
     </w:p>
     <w:sectPr>
@@ -2692,6 +2789,232 @@
     </w:lvl>
   </w:abstractNum>
   <w:abstractNum w:abstractNumId="3" w15:restartNumberingAfterBreak="0">
+    <w:nsid w:val="15A758FB"/>
+    <w:multiLevelType w:val="hybridMultilevel"/>
+    <w:tmpl w:val="BAD613F8"/>
+    <w:lvl w:ilvl="0" w:tplc="04090001">
+      <w:start w:val="1"/>
+      <w:numFmt w:val="bullet"/>
+      <w:lvlText w:val=""/>
+      <w:lvlJc w:val="left"/>
+      <w:pPr>
+        <w:ind w:left="720" w:hanging="360"/>
+      </w:pPr>
+      <w:rPr>
+        <w:rFonts w:ascii="Symbol" w:hAnsi="Symbol" w:hint="default"/>
+      </w:rPr>
+    </w:lvl>
+    <w:lvl w:ilvl="1" w:tplc="04090003" w:tentative="1">
+      <w:start w:val="1"/>
+      <w:numFmt w:val="bullet"/>
+      <w:lvlText w:val="o"/>
+      <w:lvlJc w:val="left"/>
+      <w:pPr>
+        <w:ind w:left="1440" w:hanging="360"/>
+      </w:pPr>
+      <w:rPr>
+        <w:rFonts w:ascii="Courier New" w:hAnsi="Courier New" w:cs="Courier New" w:hint="default"/>
+      </w:rPr>
+    </w:lvl>
+    <w:lvl w:ilvl="2" w:tplc="04090005" w:tentative="1">
+      <w:start w:val="1"/>
+      <w:numFmt w:val="bullet"/>
+      <w:lvlText w:val=""/>
+      <w:lvlJc w:val="left"/>
+      <w:pPr>
+        <w:ind w:left="2160" w:hanging="360"/>
+      </w:pPr>
+      <w:rPr>
+        <w:rFonts w:ascii="Wingdings" w:hAnsi="Wingdings" w:hint="default"/>
+      </w:rPr>
+    </w:lvl>
+    <w:lvl w:ilvl="3" w:tplc="04090001" w:tentative="1">
+      <w:start w:val="1"/>
+      <w:numFmt w:val="bullet"/>
+      <w:lvlText w:val=""/>
+      <w:lvlJc w:val="left"/>
+      <w:pPr>
+        <w:ind w:left="2880" w:hanging="360"/>
+      </w:pPr>
+      <w:rPr>
+        <w:rFonts w:ascii="Symbol" w:hAnsi="Symbol" w:hint="default"/>
+      </w:rPr>
+    </w:lvl>
+    <w:lvl w:ilvl="4" w:tplc="04090003" w:tentative="1">
+      <w:start w:val="1"/>
+      <w:numFmt w:val="bullet"/>
+      <w:lvlText w:val="o"/>
+      <w:lvlJc w:val="left"/>
+      <w:pPr>
+        <w:ind w:left="3600" w:hanging="360"/>
+      </w:pPr>
+      <w:rPr>
+        <w:rFonts w:ascii="Courier New" w:hAnsi="Courier New" w:cs="Courier New" w:hint="default"/>
+      </w:rPr>
+    </w:lvl>
+    <w:lvl w:ilvl="5" w:tplc="04090005" w:tentative="1">
+      <w:start w:val="1"/>
+      <w:numFmt w:val="bullet"/>
+      <w:lvlText w:val=""/>
+      <w:lvlJc w:val="left"/>
+      <w:pPr>
+        <w:ind w:left="4320" w:hanging="360"/>
+      </w:pPr>
+      <w:rPr>
+        <w:rFonts w:ascii="Wingdings" w:hAnsi="Wingdings" w:hint="default"/>
+      </w:rPr>
+    </w:lvl>
+    <w:lvl w:ilvl="6" w:tplc="04090001" w:tentative="1">
+      <w:start w:val="1"/>
+      <w:numFmt w:val="bullet"/>
+      <w:lvlText w:val=""/>
+      <w:lvlJc w:val="left"/>
+      <w:pPr>
+        <w:ind w:left="5040" w:hanging="360"/>
+      </w:pPr>
+      <w:rPr>
+        <w:rFonts w:ascii="Symbol" w:hAnsi="Symbol" w:hint="default"/>
+      </w:rPr>
+    </w:lvl>
+    <w:lvl w:ilvl="7" w:tplc="04090003" w:tentative="1">
+      <w:start w:val="1"/>
+      <w:numFmt w:val="bullet"/>
+      <w:lvlText w:val="o"/>
+      <w:lvlJc w:val="left"/>
+      <w:pPr>
+        <w:ind w:left="5760" w:hanging="360"/>
+      </w:pPr>
+      <w:rPr>
+        <w:rFonts w:ascii="Courier New" w:hAnsi="Courier New" w:cs="Courier New" w:hint="default"/>
+      </w:rPr>
+    </w:lvl>
+    <w:lvl w:ilvl="8" w:tplc="04090005" w:tentative="1">
+      <w:start w:val="1"/>
+      <w:numFmt w:val="bullet"/>
+      <w:lvlText w:val=""/>
+      <w:lvlJc w:val="left"/>
+      <w:pPr>
+        <w:ind w:left="6480" w:hanging="360"/>
+      </w:pPr>
+      <w:rPr>
+        <w:rFonts w:ascii="Wingdings" w:hAnsi="Wingdings" w:hint="default"/>
+      </w:rPr>
+    </w:lvl>
+  </w:abstractNum>
+  <w:abstractNum w:abstractNumId="4" w15:restartNumberingAfterBreak="0">
+    <w:nsid w:val="2812792F"/>
+    <w:multiLevelType w:val="hybridMultilevel"/>
+    <w:tmpl w:val="B4FE1CDC"/>
+    <w:lvl w:ilvl="0" w:tplc="04090001">
+      <w:start w:val="1"/>
+      <w:numFmt w:val="bullet"/>
+      <w:lvlText w:val=""/>
+      <w:lvlJc w:val="left"/>
+      <w:pPr>
+        <w:ind w:left="720" w:hanging="360"/>
+      </w:pPr>
+      <w:rPr>
+        <w:rFonts w:ascii="Symbol" w:hAnsi="Symbol" w:hint="default"/>
+      </w:rPr>
+    </w:lvl>
+    <w:lvl w:ilvl="1" w:tplc="04090003" w:tentative="1">
+      <w:start w:val="1"/>
+      <w:numFmt w:val="bullet"/>
+      <w:lvlText w:val="o"/>
+      <w:lvlJc w:val="left"/>
+      <w:pPr>
+        <w:ind w:left="1440" w:hanging="360"/>
+      </w:pPr>
+      <w:rPr>
+        <w:rFonts w:ascii="Courier New" w:hAnsi="Courier New" w:cs="Courier New" w:hint="default"/>
+      </w:rPr>
+    </w:lvl>
+    <w:lvl w:ilvl="2" w:tplc="04090005" w:tentative="1">
+      <w:start w:val="1"/>
+      <w:numFmt w:val="bullet"/>
+      <w:lvlText w:val=""/>
+      <w:lvlJc w:val="left"/>
+      <w:pPr>
+        <w:ind w:left="2160" w:hanging="360"/>
+      </w:pPr>
+      <w:rPr>
+        <w:rFonts w:ascii="Wingdings" w:hAnsi="Wingdings" w:hint="default"/>
+      </w:rPr>
+    </w:lvl>
+    <w:lvl w:ilvl="3" w:tplc="04090001" w:tentative="1">
+      <w:start w:val="1"/>
+      <w:numFmt w:val="bullet"/>
+      <w:lvlText w:val=""/>
+      <w:lvlJc w:val="left"/>
+      <w:pPr>
+        <w:ind w:left="2880" w:hanging="360"/>
+      </w:pPr>
+      <w:rPr>
+        <w:rFonts w:ascii="Symbol" w:hAnsi="Symbol" w:hint="default"/>
+      </w:rPr>
+    </w:lvl>
+    <w:lvl w:ilvl="4" w:tplc="04090003" w:tentative="1">
+      <w:start w:val="1"/>
+      <w:numFmt w:val="bullet"/>
+      <w:lvlText w:val="o"/>
+      <w:lvlJc w:val="left"/>
+      <w:pPr>
+        <w:ind w:left="3600" w:hanging="360"/>
+      </w:pPr>
+      <w:rPr>
+        <w:rFonts w:ascii="Courier New" w:hAnsi="Courier New" w:cs="Courier New" w:hint="default"/>
+      </w:rPr>
+    </w:lvl>
+    <w:lvl w:ilvl="5" w:tplc="04090005" w:tentative="1">
+      <w:start w:val="1"/>
+      <w:numFmt w:val="bullet"/>
+      <w:lvlText w:val=""/>
+      <w:lvlJc w:val="left"/>
+      <w:pPr>
+        <w:ind w:left="4320" w:hanging="360"/>
+      </w:pPr>
+      <w:rPr>
+        <w:rFonts w:ascii="Wingdings" w:hAnsi="Wingdings" w:hint="default"/>
+      </w:rPr>
+    </w:lvl>
+    <w:lvl w:ilvl="6" w:tplc="04090001" w:tentative="1">
+      <w:start w:val="1"/>
+      <w:numFmt w:val="bullet"/>
+      <w:lvlText w:val=""/>
+      <w:lvlJc w:val="left"/>
+      <w:pPr>
+        <w:ind w:left="5040" w:hanging="360"/>
+      </w:pPr>
+      <w:rPr>
+        <w:rFonts w:ascii="Symbol" w:hAnsi="Symbol" w:hint="default"/>
+      </w:rPr>
+    </w:lvl>
+    <w:lvl w:ilvl="7" w:tplc="04090003" w:tentative="1">
+      <w:start w:val="1"/>
+      <w:numFmt w:val="bullet"/>
+      <w:lvlText w:val="o"/>
+      <w:lvlJc w:val="left"/>
+      <w:pPr>
+        <w:ind w:left="5760" w:hanging="360"/>
+      </w:pPr>
+      <w:rPr>
+        <w:rFonts w:ascii="Courier New" w:hAnsi="Courier New" w:cs="Courier New" w:hint="default"/>
+      </w:rPr>
+    </w:lvl>
+    <w:lvl w:ilvl="8" w:tplc="04090005" w:tentative="1">
+      <w:start w:val="1"/>
+      <w:numFmt w:val="bullet"/>
+      <w:lvlText w:val=""/>
+      <w:lvlJc w:val="left"/>
+      <w:pPr>
+        <w:ind w:left="6480" w:hanging="360"/>
+      </w:pPr>
+      <w:rPr>
+        <w:rFonts w:ascii="Wingdings" w:hAnsi="Wingdings" w:hint="default"/>
+      </w:rPr>
+    </w:lvl>
+  </w:abstractNum>
+  <w:abstractNum w:abstractNumId="5" w15:restartNumberingAfterBreak="0">
     <w:nsid w:val="344B679F"/>
     <w:multiLevelType w:val="hybridMultilevel"/>
     <w:tmpl w:val="3D9A9902"/>
@@ -2804,7 +3127,120 @@
       </w:rPr>
     </w:lvl>
   </w:abstractNum>
-  <w:abstractNum w:abstractNumId="4" w15:restartNumberingAfterBreak="0">
+  <w:abstractNum w:abstractNumId="6" w15:restartNumberingAfterBreak="0">
+    <w:nsid w:val="3C84489C"/>
+    <w:multiLevelType w:val="hybridMultilevel"/>
+    <w:tmpl w:val="A6442EA8"/>
+    <w:lvl w:ilvl="0" w:tplc="04090001">
+      <w:start w:val="1"/>
+      <w:numFmt w:val="bullet"/>
+      <w:lvlText w:val=""/>
+      <w:lvlJc w:val="left"/>
+      <w:pPr>
+        <w:ind w:left="720" w:hanging="360"/>
+      </w:pPr>
+      <w:rPr>
+        <w:rFonts w:ascii="Symbol" w:hAnsi="Symbol" w:hint="default"/>
+      </w:rPr>
+    </w:lvl>
+    <w:lvl w:ilvl="1" w:tplc="04090003" w:tentative="1">
+      <w:start w:val="1"/>
+      <w:numFmt w:val="bullet"/>
+      <w:lvlText w:val="o"/>
+      <w:lvlJc w:val="left"/>
+      <w:pPr>
+        <w:ind w:left="1440" w:hanging="360"/>
+      </w:pPr>
+      <w:rPr>
+        <w:rFonts w:ascii="Courier New" w:hAnsi="Courier New" w:cs="Courier New" w:hint="default"/>
+      </w:rPr>
+    </w:lvl>
+    <w:lvl w:ilvl="2" w:tplc="04090005" w:tentative="1">
+      <w:start w:val="1"/>
+      <w:numFmt w:val="bullet"/>
+      <w:lvlText w:val=""/>
+      <w:lvlJc w:val="left"/>
+      <w:pPr>
+        <w:ind w:left="2160" w:hanging="360"/>
+      </w:pPr>
+      <w:rPr>
+        <w:rFonts w:ascii="Wingdings" w:hAnsi="Wingdings" w:hint="default"/>
+      </w:rPr>
+    </w:lvl>
+    <w:lvl w:ilvl="3" w:tplc="04090001" w:tentative="1">
+      <w:start w:val="1"/>
+      <w:numFmt w:val="bullet"/>
+      <w:lvlText w:val=""/>
+      <w:lvlJc w:val="left"/>
+      <w:pPr>
+        <w:ind w:left="2880" w:hanging="360"/>
+      </w:pPr>
+      <w:rPr>
+        <w:rFonts w:ascii="Symbol" w:hAnsi="Symbol" w:hint="default"/>
+      </w:rPr>
+    </w:lvl>
+    <w:lvl w:ilvl="4" w:tplc="04090003" w:tentative="1">
+      <w:start w:val="1"/>
+      <w:numFmt w:val="bullet"/>
+      <w:lvlText w:val="o"/>
+      <w:lvlJc w:val="left"/>
+      <w:pPr>
+        <w:ind w:left="3600" w:hanging="360"/>
+      </w:pPr>
+      <w:rPr>
+        <w:rFonts w:ascii="Courier New" w:hAnsi="Courier New" w:cs="Courier New" w:hint="default"/>
+      </w:rPr>
+    </w:lvl>
+    <w:lvl w:ilvl="5" w:tplc="04090005" w:tentative="1">
+      <w:start w:val="1"/>
+      <w:numFmt w:val="bullet"/>
+      <w:lvlText w:val=""/>
+      <w:lvlJc w:val="left"/>
+      <w:pPr>
+        <w:ind w:left="4320" w:hanging="360"/>
+      </w:pPr>
+      <w:rPr>
+        <w:rFonts w:ascii="Wingdings" w:hAnsi="Wingdings" w:hint="default"/>
+      </w:rPr>
+    </w:lvl>
+    <w:lvl w:ilvl="6" w:tplc="04090001" w:tentative="1">
+      <w:start w:val="1"/>
+      <w:numFmt w:val="bullet"/>
+      <w:lvlText w:val=""/>
+      <w:lvlJc w:val="left"/>
+      <w:pPr>
+        <w:ind w:left="5040" w:hanging="360"/>
+      </w:pPr>
+      <w:rPr>
+        <w:rFonts w:ascii="Symbol" w:hAnsi="Symbol" w:hint="default"/>
+      </w:rPr>
+    </w:lvl>
+    <w:lvl w:ilvl="7" w:tplc="04090003" w:tentative="1">
+      <w:start w:val="1"/>
+      <w:numFmt w:val="bullet"/>
+      <w:lvlText w:val="o"/>
+      <w:lvlJc w:val="left"/>
+      <w:pPr>
+        <w:ind w:left="5760" w:hanging="360"/>
+      </w:pPr>
+      <w:rPr>
+        <w:rFonts w:ascii="Courier New" w:hAnsi="Courier New" w:cs="Courier New" w:hint="default"/>
+      </w:rPr>
+    </w:lvl>
+    <w:lvl w:ilvl="8" w:tplc="04090005" w:tentative="1">
+      <w:start w:val="1"/>
+      <w:numFmt w:val="bullet"/>
+      <w:lvlText w:val=""/>
+      <w:lvlJc w:val="left"/>
+      <w:pPr>
+        <w:ind w:left="6480" w:hanging="360"/>
+      </w:pPr>
+      <w:rPr>
+        <w:rFonts w:ascii="Wingdings" w:hAnsi="Wingdings" w:hint="default"/>
+      </w:rPr>
+    </w:lvl>
+  </w:abstractNum>
+  <w:abstractNum w:abstractNumId="7" w15:restartNumberingAfterBreak="0">
     <w:nsid w:val="5F8F4AC1"/>
     <w:multiLevelType w:val="hybridMultilevel"/>
     <w:tmpl w:val="386AA66E"/>
@@ -2921,10 +3357,10 @@
     <w:abstractNumId w:val="2"/>
   </w:num>
   <w:num w:numId="2" w16cid:durableId="505023288">
-    <w:abstractNumId w:val="3"/>
+    <w:abstractNumId w:val="5"/>
   </w:num>
   <w:num w:numId="3" w16cid:durableId="313024574">
-    <w:abstractNumId w:val="4"/>
+    <w:abstractNumId w:val="7"/>
   </w:num>
   <w:num w:numId="4" w16cid:durableId="1052733521">
     <w:abstractNumId w:val="1"/>
@@ -2940,6 +3376,15 @@
   </w:num>
   <w:num w:numId="8" w16cid:durableId="1392847240">
     <w:abstractNumId w:val="2"/>
+  </w:num>
+  <w:num w:numId="9" w16cid:durableId="732314818">
+    <w:abstractNumId w:val="4"/>
+  </w:num>
+  <w:num w:numId="10" w16cid:durableId="575673102">
+    <w:abstractNumId w:val="6"/>
+  </w:num>
+  <w:num w:numId="11" w16cid:durableId="850022498">
+    <w:abstractNumId w:val="3"/>
   </w:num>
 </w:numbering>
 </file>
@@ -3415,7 +3860,6 @@
   <w:style w:type="character" w:default="1" w:styleId="DefaultParagraphFont">
     <w:name w:val="Default Paragraph Font"/>
     <w:uiPriority w:val="1"/>
-    <w:semiHidden/>
     <w:unhideWhenUsed/>
   </w:style>
   <w:style w:type="table" w:default="1" w:styleId="TableNormal">
@@ -3921,10 +4365,42 @@
 </file>
 
 <file path=customXml/item1.xml><?xml version="1.0" encoding="utf-8"?>
-<b:Sources xmlns:b="http://schemas.openxmlformats.org/officeDocument/2006/bibliography" xmlns="http://schemas.openxmlformats.org/officeDocument/2006/bibliography" SelectedStyle="\APASixthEditionOfficeOnline.xsl" StyleName="APA" Version="6"/>
+<p:properties xmlns:p="http://schemas.microsoft.com/office/2006/metadata/properties" xmlns:xsi="http://www.w3.org/2001/XMLSchema-instance" xmlns:pc="http://schemas.microsoft.com/office/infopath/2007/PartnerControls">
+  <documentManagement>
+    <_ip_UnifiedCompliancePolicyUIAction xmlns="http://schemas.microsoft.com/sharepoint/v3" xsi:nil="true"/>
+    <_ip_UnifiedCompliancePolicyProperties xmlns="http://schemas.microsoft.com/sharepoint/v3" xsi:nil="true"/>
+    <TaxCatchAll xmlns="230e9df3-be65-4c73-a93b-d1236ebd677e" xsi:nil="true"/>
+    <ImageTagsTaxHTField xmlns="71af3243-3dd4-4a8d-8c0d-dd76da1f02a5">
+      <Terms xmlns="http://schemas.microsoft.com/office/infopath/2007/PartnerControls"/>
+    </ImageTagsTaxHTField>
+    <Image xmlns="71af3243-3dd4-4a8d-8c0d-dd76da1f02a5">
+      <Url xsi:nil="true"/>
+      <Description xsi:nil="true"/>
+    </Image>
+    <Status xmlns="71af3243-3dd4-4a8d-8c0d-dd76da1f02a5">Not started</Status>
+    <Background xmlns="71af3243-3dd4-4a8d-8c0d-dd76da1f02a5">false</Background>
+    <MediaServiceKeyPoints xmlns="71af3243-3dd4-4a8d-8c0d-dd76da1f02a5" xsi:nil="true"/>
+    <SharedWithUsers xmlns="16c05727-aa75-4e4a-9b5f-8a80a1165891">
+      <UserInfo>
+        <DisplayName/>
+        <AccountId xsi:nil="true"/>
+        <AccountType/>
+      </UserInfo>
+    </SharedWithUsers>
+  </documentManagement>
+</p:properties>
 </file>
 
 <file path=customXml/item2.xml><?xml version="1.0" encoding="utf-8"?>
+<?mso-contentType ?>
+<FormTemplates xmlns="http://schemas.microsoft.com/sharepoint/v3/contenttype/forms">
+  <Display>DocumentLibraryForm</Display>
+  <Edit>DocumentLibraryForm</Edit>
+  <New>DocumentLibraryForm</New>
+</FormTemplates>
+</file>
+
+<file path=customXml/item3.xml><?xml version="1.0" encoding="utf-8"?>
 <ct:contentTypeSchema xmlns:ct="http://schemas.microsoft.com/office/2006/metadata/contentType" xmlns:ma="http://schemas.microsoft.com/office/2006/metadata/properties/metaAttributes" ct:_="" ma:_="" ma:contentTypeName="Document" ma:contentTypeID="0x01010079F111ED35F8CC479449609E8A0923A6" ma:contentTypeVersion="30" ma:contentTypeDescription="Create a new document." ma:contentTypeScope="" ma:versionID="cec0622158e8f13124e9e8fd4de31bd1">
   <xsd:schema xmlns:xsd="http://www.w3.org/2001/XMLSchema" xmlns:xs="http://www.w3.org/2001/XMLSchema" xmlns:p="http://schemas.microsoft.com/office/2006/metadata/properties" xmlns:ns1="http://schemas.microsoft.com/sharepoint/v3" xmlns:ns2="71af3243-3dd4-4a8d-8c0d-dd76da1f02a5" xmlns:ns3="16c05727-aa75-4e4a-9b5f-8a80a1165891" xmlns:ns4="230e9df3-be65-4c73-a93b-d1236ebd677e" targetNamespace="http://schemas.microsoft.com/office/2006/metadata/properties" ma:root="true" ma:fieldsID="3b52f30ab005d15df08657af532e6e38" ns1:_="" ns2:_="" ns3:_="" ns4:_="">
     <xsd:import namespace="http://schemas.microsoft.com/sharepoint/v3"/>
@@ -4242,51 +4718,32 @@
 </ct:contentTypeSchema>
 </file>
 
-<file path=customXml/item3.xml><?xml version="1.0" encoding="utf-8"?>
-<?mso-contentType ?>
-<FormTemplates xmlns="http://schemas.microsoft.com/sharepoint/v3/contenttype/forms">
-  <Display>DocumentLibraryForm</Display>
-  <Edit>DocumentLibraryForm</Edit>
-  <New>DocumentLibraryForm</New>
-</FormTemplates>
-</file>
-
 <file path=customXml/item4.xml><?xml version="1.0" encoding="utf-8"?>
-<p:properties xmlns:p="http://schemas.microsoft.com/office/2006/metadata/properties" xmlns:xsi="http://www.w3.org/2001/XMLSchema-instance" xmlns:pc="http://schemas.microsoft.com/office/infopath/2007/PartnerControls">
-  <documentManagement>
-    <_ip_UnifiedCompliancePolicyUIAction xmlns="http://schemas.microsoft.com/sharepoint/v3" xsi:nil="true"/>
-    <_ip_UnifiedCompliancePolicyProperties xmlns="http://schemas.microsoft.com/sharepoint/v3" xsi:nil="true"/>
-    <TaxCatchAll xmlns="230e9df3-be65-4c73-a93b-d1236ebd677e" xsi:nil="true"/>
-    <ImageTagsTaxHTField xmlns="71af3243-3dd4-4a8d-8c0d-dd76da1f02a5">
-      <Terms xmlns="http://schemas.microsoft.com/office/infopath/2007/PartnerControls"/>
-    </ImageTagsTaxHTField>
-    <Image xmlns="71af3243-3dd4-4a8d-8c0d-dd76da1f02a5">
-      <Url xsi:nil="true"/>
-      <Description xsi:nil="true"/>
-    </Image>
-    <Status xmlns="71af3243-3dd4-4a8d-8c0d-dd76da1f02a5">Not started</Status>
-    <Background xmlns="71af3243-3dd4-4a8d-8c0d-dd76da1f02a5">false</Background>
-    <MediaServiceKeyPoints xmlns="71af3243-3dd4-4a8d-8c0d-dd76da1f02a5" xsi:nil="true"/>
-    <SharedWithUsers xmlns="16c05727-aa75-4e4a-9b5f-8a80a1165891">
-      <UserInfo>
-        <DisplayName/>
-        <AccountId xsi:nil="true"/>
-        <AccountType/>
-      </UserInfo>
-    </SharedWithUsers>
-  </documentManagement>
-</p:properties>
+<b:Sources xmlns:b="http://schemas.openxmlformats.org/officeDocument/2006/bibliography" xmlns="http://schemas.openxmlformats.org/officeDocument/2006/bibliography" SelectedStyle="\APASixthEditionOfficeOnline.xsl" StyleName="APA" Version="6"/>
 </file>
 
 <file path=customXml/itemProps1.xml><?xml version="1.0" encoding="utf-8"?>
-<ds:datastoreItem xmlns:ds="http://schemas.openxmlformats.org/officeDocument/2006/customXml" ds:itemID="{8149D908-B78F-43EA-9FB3-6D18D4F5E8B2}">
+<ds:datastoreItem xmlns:ds="http://schemas.openxmlformats.org/officeDocument/2006/customXml" ds:itemID="{C3777CDB-9867-40F2-9BF9-CB60FF0B9A75}">
   <ds:schemaRefs>
-    <ds:schemaRef ds:uri="http://schemas.openxmlformats.org/officeDocument/2006/bibliography"/>
+    <ds:schemaRef ds:uri="http://schemas.microsoft.com/office/2006/metadata/properties"/>
+    <ds:schemaRef ds:uri="http://schemas.microsoft.com/office/infopath/2007/PartnerControls"/>
+    <ds:schemaRef ds:uri="http://schemas.microsoft.com/sharepoint/v3"/>
+    <ds:schemaRef ds:uri="230e9df3-be65-4c73-a93b-d1236ebd677e"/>
+    <ds:schemaRef ds:uri="71af3243-3dd4-4a8d-8c0d-dd76da1f02a5"/>
+    <ds:schemaRef ds:uri="16c05727-aa75-4e4a-9b5f-8a80a1165891"/>
   </ds:schemaRefs>
 </ds:datastoreItem>
 </file>
 
 <file path=customXml/itemProps2.xml><?xml version="1.0" encoding="utf-8"?>
+<ds:datastoreItem xmlns:ds="http://schemas.openxmlformats.org/officeDocument/2006/customXml" ds:itemID="{92AF9E0A-AFA7-42B2-ACC9-13B47C410593}">
+  <ds:schemaRefs>
+    <ds:schemaRef ds:uri="http://schemas.microsoft.com/sharepoint/v3/contenttype/forms"/>
+  </ds:schemaRefs>
+</ds:datastoreItem>
+</file>
+
+<file path=customXml/itemProps3.xml><?xml version="1.0" encoding="utf-8"?>
 <ds:datastoreItem xmlns:ds="http://schemas.openxmlformats.org/officeDocument/2006/customXml" ds:itemID="{7D1FAD4F-D6E5-4938-BEDF-CF8A6D29F47E}">
   <ds:schemaRefs>
     <ds:schemaRef ds:uri="http://schemas.microsoft.com/office/2006/metadata/contentType"/>
@@ -4307,23 +4764,10 @@
 </ds:datastoreItem>
 </file>
 
-<file path=customXml/itemProps3.xml><?xml version="1.0" encoding="utf-8"?>
-<ds:datastoreItem xmlns:ds="http://schemas.openxmlformats.org/officeDocument/2006/customXml" ds:itemID="{92AF9E0A-AFA7-42B2-ACC9-13B47C410593}">
+<file path=customXml/itemProps4.xml><?xml version="1.0" encoding="utf-8"?>
+<ds:datastoreItem xmlns:ds="http://schemas.openxmlformats.org/officeDocument/2006/customXml" ds:itemID="{8149D908-B78F-43EA-9FB3-6D18D4F5E8B2}">
   <ds:schemaRefs>
-    <ds:schemaRef ds:uri="http://schemas.microsoft.com/sharepoint/v3/contenttype/forms"/>
-  </ds:schemaRefs>
-</ds:datastoreItem>
-</file>
-
-<file path=customXml/itemProps4.xml><?xml version="1.0" encoding="utf-8"?>
-<ds:datastoreItem xmlns:ds="http://schemas.openxmlformats.org/officeDocument/2006/customXml" ds:itemID="{C3777CDB-9867-40F2-9BF9-CB60FF0B9A75}">
-  <ds:schemaRefs>
-    <ds:schemaRef ds:uri="http://schemas.microsoft.com/office/2006/metadata/properties"/>
-    <ds:schemaRef ds:uri="http://schemas.microsoft.com/office/infopath/2007/PartnerControls"/>
-    <ds:schemaRef ds:uri="http://schemas.microsoft.com/sharepoint/v3"/>
-    <ds:schemaRef ds:uri="230e9df3-be65-4c73-a93b-d1236ebd677e"/>
-    <ds:schemaRef ds:uri="71af3243-3dd4-4a8d-8c0d-dd76da1f02a5"/>
-    <ds:schemaRef ds:uri="16c05727-aa75-4e4a-9b5f-8a80a1165891"/>
+    <ds:schemaRef ds:uri="http://schemas.openxmlformats.org/officeDocument/2006/bibliography"/>
   </ds:schemaRefs>
 </ds:datastoreItem>
 </file>

--- a/public/resume/Cougar Bellinger Resume.docx
+++ b/public/resume/Cougar Bellinger Resume.docx
@@ -2120,19 +2120,11 @@
                                 <w:rFonts w:asciiTheme="majorHAnsi" w:hAnsiTheme="majorHAnsi"/>
                               </w:rPr>
                             </w:pPr>
-                            <w:proofErr w:type="spellStart"/>
                             <w:r>
                               <w:rPr>
                                 <w:rFonts w:asciiTheme="majorHAnsi" w:hAnsiTheme="majorHAnsi"/>
                               </w:rPr>
-                              <w:t>SolidJS</w:t>
-                            </w:r>
-                            <w:proofErr w:type="spellEnd"/>
-                            <w:r>
-                              <w:rPr>
-                                <w:rFonts w:asciiTheme="majorHAnsi" w:hAnsiTheme="majorHAnsi"/>
-                              </w:rPr>
-                              <w:t xml:space="preserve"> and Tailwind CSS used for front-end.</w:t>
+                              <w:t>SolidJS and Tailwind CSS used for front-end.</w:t>
                             </w:r>
                           </w:p>
                           <w:p>
@@ -2146,33 +2138,11 @@
                                 <w:rFonts w:asciiTheme="majorHAnsi" w:hAnsiTheme="majorHAnsi"/>
                               </w:rPr>
                             </w:pPr>
-                            <w:proofErr w:type="spellStart"/>
                             <w:r>
                               <w:rPr>
                                 <w:rFonts w:asciiTheme="majorHAnsi" w:hAnsiTheme="majorHAnsi"/>
                               </w:rPr>
-                              <w:t>PocketBase</w:t>
-                            </w:r>
-                            <w:proofErr w:type="spellEnd"/>
-                            <w:r>
-                              <w:rPr>
-                                <w:rFonts w:asciiTheme="majorHAnsi" w:hAnsiTheme="majorHAnsi"/>
-                              </w:rPr>
-                              <w:t xml:space="preserve"> and </w:t>
-                            </w:r>
-                            <w:proofErr w:type="spellStart"/>
-                            <w:r>
-                              <w:rPr>
-                                <w:rFonts w:asciiTheme="majorHAnsi" w:hAnsiTheme="majorHAnsi"/>
-                              </w:rPr>
-                              <w:t>FinnhubAPI</w:t>
-                            </w:r>
-                            <w:proofErr w:type="spellEnd"/>
-                            <w:r>
-                              <w:rPr>
-                                <w:rFonts w:asciiTheme="majorHAnsi" w:hAnsiTheme="majorHAnsi"/>
-                              </w:rPr>
-                              <w:t xml:space="preserve"> used for back-end.</w:t>
+                              <w:t>PocketBase and FinnhubAPI used for back-end.</w:t>
                             </w:r>
                           </w:p>
                           <w:p>
@@ -2447,19 +2417,11 @@
                           <w:rFonts w:asciiTheme="majorHAnsi" w:hAnsiTheme="majorHAnsi"/>
                         </w:rPr>
                       </w:pPr>
-                      <w:proofErr w:type="spellStart"/>
                       <w:r>
                         <w:rPr>
                           <w:rFonts w:asciiTheme="majorHAnsi" w:hAnsiTheme="majorHAnsi"/>
                         </w:rPr>
-                        <w:t>SolidJS</w:t>
-                      </w:r>
-                      <w:proofErr w:type="spellEnd"/>
-                      <w:r>
-                        <w:rPr>
-                          <w:rFonts w:asciiTheme="majorHAnsi" w:hAnsiTheme="majorHAnsi"/>
-                        </w:rPr>
-                        <w:t xml:space="preserve"> and Tailwind CSS used for front-end.</w:t>
+                        <w:t>SolidJS and Tailwind CSS used for front-end.</w:t>
                       </w:r>
                     </w:p>
                     <w:p>
@@ -2473,33 +2435,11 @@
                           <w:rFonts w:asciiTheme="majorHAnsi" w:hAnsiTheme="majorHAnsi"/>
                         </w:rPr>
                       </w:pPr>
-                      <w:proofErr w:type="spellStart"/>
                       <w:r>
                         <w:rPr>
                           <w:rFonts w:asciiTheme="majorHAnsi" w:hAnsiTheme="majorHAnsi"/>
                         </w:rPr>
-                        <w:t>PocketBase</w:t>
-                      </w:r>
-                      <w:proofErr w:type="spellEnd"/>
-                      <w:r>
-                        <w:rPr>
-                          <w:rFonts w:asciiTheme="majorHAnsi" w:hAnsiTheme="majorHAnsi"/>
-                        </w:rPr>
-                        <w:t xml:space="preserve"> and </w:t>
-                      </w:r>
-                      <w:proofErr w:type="spellStart"/>
-                      <w:r>
-                        <w:rPr>
-                          <w:rFonts w:asciiTheme="majorHAnsi" w:hAnsiTheme="majorHAnsi"/>
-                        </w:rPr>
-                        <w:t>FinnhubAPI</w:t>
-                      </w:r>
-                      <w:proofErr w:type="spellEnd"/>
-                      <w:r>
-                        <w:rPr>
-                          <w:rFonts w:asciiTheme="majorHAnsi" w:hAnsiTheme="majorHAnsi"/>
-                        </w:rPr>
-                        <w:t xml:space="preserve"> used for back-end.</w:t>
+                        <w:t>PocketBase and FinnhubAPI used for back-end.</w:t>
                       </w:r>
                     </w:p>
                     <w:p>
@@ -2612,13 +2552,20 @@
           </mc:Fallback>
         </mc:AlternateContent>
       </w:r>
-      <w:proofErr w:type="gramStart"/>
       <w:r>
-        <w:t>Software</w:t>
+        <w:t xml:space="preserve">Software Engineering </w:t>
       </w:r>
-      <w:proofErr w:type="gramEnd"/>
       <w:r>
-        <w:t xml:space="preserve"> Engineering student at the University of Arizona graduating May 2026, with hands-on experience in full-stack development, DevSecOps, and CI/CD pipelines. Award-winning designer recognized by Honeywell for aerospace system design. Proven leader with a track record of founding organizations and managing large-scale technical operations — passionate about building software that creates real community impact.</w:t>
+        <w:t xml:space="preserve">graduate from the </w:t>
+      </w:r>
+      <w:r>
+        <w:t>University of</w:t>
+      </w:r>
+      <w:r>
+        <w:t xml:space="preserve"> Arizona</w:t>
+      </w:r>
+      <w:r>
+        <w:t>, with hands-on experience in full-stack development, DevSecOps, and CI/CD pipelines. Award-winning designer recognized by Honeywell for aerospace system design. Proven leader with a track record of founding organizations and managing large-scale technical operations — passionate about building software that creates real community impact.</w:t>
       </w:r>
     </w:p>
     <w:sectPr>
@@ -3860,6 +3807,7 @@
   <w:style w:type="character" w:default="1" w:styleId="DefaultParagraphFont">
     <w:name w:val="Default Paragraph Font"/>
     <w:uiPriority w:val="1"/>
+    <w:semiHidden/>
     <w:unhideWhenUsed/>
   </w:style>
   <w:style w:type="table" w:default="1" w:styleId="TableNormal">
@@ -4365,42 +4313,10 @@
 </file>
 
 <file path=customXml/item1.xml><?xml version="1.0" encoding="utf-8"?>
-<p:properties xmlns:p="http://schemas.microsoft.com/office/2006/metadata/properties" xmlns:xsi="http://www.w3.org/2001/XMLSchema-instance" xmlns:pc="http://schemas.microsoft.com/office/infopath/2007/PartnerControls">
-  <documentManagement>
-    <_ip_UnifiedCompliancePolicyUIAction xmlns="http://schemas.microsoft.com/sharepoint/v3" xsi:nil="true"/>
-    <_ip_UnifiedCompliancePolicyProperties xmlns="http://schemas.microsoft.com/sharepoint/v3" xsi:nil="true"/>
-    <TaxCatchAll xmlns="230e9df3-be65-4c73-a93b-d1236ebd677e" xsi:nil="true"/>
-    <ImageTagsTaxHTField xmlns="71af3243-3dd4-4a8d-8c0d-dd76da1f02a5">
-      <Terms xmlns="http://schemas.microsoft.com/office/infopath/2007/PartnerControls"/>
-    </ImageTagsTaxHTField>
-    <Image xmlns="71af3243-3dd4-4a8d-8c0d-dd76da1f02a5">
-      <Url xsi:nil="true"/>
-      <Description xsi:nil="true"/>
-    </Image>
-    <Status xmlns="71af3243-3dd4-4a8d-8c0d-dd76da1f02a5">Not started</Status>
-    <Background xmlns="71af3243-3dd4-4a8d-8c0d-dd76da1f02a5">false</Background>
-    <MediaServiceKeyPoints xmlns="71af3243-3dd4-4a8d-8c0d-dd76da1f02a5" xsi:nil="true"/>
-    <SharedWithUsers xmlns="16c05727-aa75-4e4a-9b5f-8a80a1165891">
-      <UserInfo>
-        <DisplayName/>
-        <AccountId xsi:nil="true"/>
-        <AccountType/>
-      </UserInfo>
-    </SharedWithUsers>
-  </documentManagement>
-</p:properties>
+<b:Sources xmlns:b="http://schemas.openxmlformats.org/officeDocument/2006/bibliography" xmlns="http://schemas.openxmlformats.org/officeDocument/2006/bibliography" SelectedStyle="\APASixthEditionOfficeOnline.xsl" StyleName="APA" Version="6"/>
 </file>
 
 <file path=customXml/item2.xml><?xml version="1.0" encoding="utf-8"?>
-<?mso-contentType ?>
-<FormTemplates xmlns="http://schemas.microsoft.com/sharepoint/v3/contenttype/forms">
-  <Display>DocumentLibraryForm</Display>
-  <Edit>DocumentLibraryForm</Edit>
-  <New>DocumentLibraryForm</New>
-</FormTemplates>
-</file>
-
-<file path=customXml/item3.xml><?xml version="1.0" encoding="utf-8"?>
 <ct:contentTypeSchema xmlns:ct="http://schemas.microsoft.com/office/2006/metadata/contentType" xmlns:ma="http://schemas.microsoft.com/office/2006/metadata/properties/metaAttributes" ct:_="" ma:_="" ma:contentTypeName="Document" ma:contentTypeID="0x01010079F111ED35F8CC479449609E8A0923A6" ma:contentTypeVersion="30" ma:contentTypeDescription="Create a new document." ma:contentTypeScope="" ma:versionID="cec0622158e8f13124e9e8fd4de31bd1">
   <xsd:schema xmlns:xsd="http://www.w3.org/2001/XMLSchema" xmlns:xs="http://www.w3.org/2001/XMLSchema" xmlns:p="http://schemas.microsoft.com/office/2006/metadata/properties" xmlns:ns1="http://schemas.microsoft.com/sharepoint/v3" xmlns:ns2="71af3243-3dd4-4a8d-8c0d-dd76da1f02a5" xmlns:ns3="16c05727-aa75-4e4a-9b5f-8a80a1165891" xmlns:ns4="230e9df3-be65-4c73-a93b-d1236ebd677e" targetNamespace="http://schemas.microsoft.com/office/2006/metadata/properties" ma:root="true" ma:fieldsID="3b52f30ab005d15df08657af532e6e38" ns1:_="" ns2:_="" ns3:_="" ns4:_="">
     <xsd:import namespace="http://schemas.microsoft.com/sharepoint/v3"/>
@@ -4718,32 +4634,51 @@
 </ct:contentTypeSchema>
 </file>
 
+<file path=customXml/item3.xml><?xml version="1.0" encoding="utf-8"?>
+<?mso-contentType ?>
+<FormTemplates xmlns="http://schemas.microsoft.com/sharepoint/v3/contenttype/forms">
+  <Display>DocumentLibraryForm</Display>
+  <Edit>DocumentLibraryForm</Edit>
+  <New>DocumentLibraryForm</New>
+</FormTemplates>
+</file>
+
 <file path=customXml/item4.xml><?xml version="1.0" encoding="utf-8"?>
-<b:Sources xmlns:b="http://schemas.openxmlformats.org/officeDocument/2006/bibliography" xmlns="http://schemas.openxmlformats.org/officeDocument/2006/bibliography" SelectedStyle="\APASixthEditionOfficeOnline.xsl" StyleName="APA" Version="6"/>
+<p:properties xmlns:p="http://schemas.microsoft.com/office/2006/metadata/properties" xmlns:xsi="http://www.w3.org/2001/XMLSchema-instance" xmlns:pc="http://schemas.microsoft.com/office/infopath/2007/PartnerControls">
+  <documentManagement>
+    <_ip_UnifiedCompliancePolicyUIAction xmlns="http://schemas.microsoft.com/sharepoint/v3" xsi:nil="true"/>
+    <_ip_UnifiedCompliancePolicyProperties xmlns="http://schemas.microsoft.com/sharepoint/v3" xsi:nil="true"/>
+    <TaxCatchAll xmlns="230e9df3-be65-4c73-a93b-d1236ebd677e" xsi:nil="true"/>
+    <ImageTagsTaxHTField xmlns="71af3243-3dd4-4a8d-8c0d-dd76da1f02a5">
+      <Terms xmlns="http://schemas.microsoft.com/office/infopath/2007/PartnerControls"/>
+    </ImageTagsTaxHTField>
+    <Image xmlns="71af3243-3dd4-4a8d-8c0d-dd76da1f02a5">
+      <Url xsi:nil="true"/>
+      <Description xsi:nil="true"/>
+    </Image>
+    <Status xmlns="71af3243-3dd4-4a8d-8c0d-dd76da1f02a5">Not started</Status>
+    <Background xmlns="71af3243-3dd4-4a8d-8c0d-dd76da1f02a5">false</Background>
+    <MediaServiceKeyPoints xmlns="71af3243-3dd4-4a8d-8c0d-dd76da1f02a5" xsi:nil="true"/>
+    <SharedWithUsers xmlns="16c05727-aa75-4e4a-9b5f-8a80a1165891">
+      <UserInfo>
+        <DisplayName/>
+        <AccountId xsi:nil="true"/>
+        <AccountType/>
+      </UserInfo>
+    </SharedWithUsers>
+  </documentManagement>
+</p:properties>
 </file>
 
 <file path=customXml/itemProps1.xml><?xml version="1.0" encoding="utf-8"?>
-<ds:datastoreItem xmlns:ds="http://schemas.openxmlformats.org/officeDocument/2006/customXml" ds:itemID="{C3777CDB-9867-40F2-9BF9-CB60FF0B9A75}">
+<ds:datastoreItem xmlns:ds="http://schemas.openxmlformats.org/officeDocument/2006/customXml" ds:itemID="{8149D908-B78F-43EA-9FB3-6D18D4F5E8B2}">
   <ds:schemaRefs>
-    <ds:schemaRef ds:uri="http://schemas.microsoft.com/office/2006/metadata/properties"/>
-    <ds:schemaRef ds:uri="http://schemas.microsoft.com/office/infopath/2007/PartnerControls"/>
-    <ds:schemaRef ds:uri="http://schemas.microsoft.com/sharepoint/v3"/>
-    <ds:schemaRef ds:uri="230e9df3-be65-4c73-a93b-d1236ebd677e"/>
-    <ds:schemaRef ds:uri="71af3243-3dd4-4a8d-8c0d-dd76da1f02a5"/>
-    <ds:schemaRef ds:uri="16c05727-aa75-4e4a-9b5f-8a80a1165891"/>
+    <ds:schemaRef ds:uri="http://schemas.openxmlformats.org/officeDocument/2006/bibliography"/>
   </ds:schemaRefs>
 </ds:datastoreItem>
 </file>
 
 <file path=customXml/itemProps2.xml><?xml version="1.0" encoding="utf-8"?>
-<ds:datastoreItem xmlns:ds="http://schemas.openxmlformats.org/officeDocument/2006/customXml" ds:itemID="{92AF9E0A-AFA7-42B2-ACC9-13B47C410593}">
-  <ds:schemaRefs>
-    <ds:schemaRef ds:uri="http://schemas.microsoft.com/sharepoint/v3/contenttype/forms"/>
-  </ds:schemaRefs>
-</ds:datastoreItem>
-</file>
-
-<file path=customXml/itemProps3.xml><?xml version="1.0" encoding="utf-8"?>
 <ds:datastoreItem xmlns:ds="http://schemas.openxmlformats.org/officeDocument/2006/customXml" ds:itemID="{7D1FAD4F-D6E5-4938-BEDF-CF8A6D29F47E}">
   <ds:schemaRefs>
     <ds:schemaRef ds:uri="http://schemas.microsoft.com/office/2006/metadata/contentType"/>
@@ -4764,10 +4699,23 @@
 </ds:datastoreItem>
 </file>
 
+<file path=customXml/itemProps3.xml><?xml version="1.0" encoding="utf-8"?>
+<ds:datastoreItem xmlns:ds="http://schemas.openxmlformats.org/officeDocument/2006/customXml" ds:itemID="{92AF9E0A-AFA7-42B2-ACC9-13B47C410593}">
+  <ds:schemaRefs>
+    <ds:schemaRef ds:uri="http://schemas.microsoft.com/sharepoint/v3/contenttype/forms"/>
+  </ds:schemaRefs>
+</ds:datastoreItem>
+</file>
+
 <file path=customXml/itemProps4.xml><?xml version="1.0" encoding="utf-8"?>
-<ds:datastoreItem xmlns:ds="http://schemas.openxmlformats.org/officeDocument/2006/customXml" ds:itemID="{8149D908-B78F-43EA-9FB3-6D18D4F5E8B2}">
+<ds:datastoreItem xmlns:ds="http://schemas.openxmlformats.org/officeDocument/2006/customXml" ds:itemID="{C3777CDB-9867-40F2-9BF9-CB60FF0B9A75}">
   <ds:schemaRefs>
-    <ds:schemaRef ds:uri="http://schemas.openxmlformats.org/officeDocument/2006/bibliography"/>
+    <ds:schemaRef ds:uri="http://schemas.microsoft.com/office/2006/metadata/properties"/>
+    <ds:schemaRef ds:uri="http://schemas.microsoft.com/office/infopath/2007/PartnerControls"/>
+    <ds:schemaRef ds:uri="http://schemas.microsoft.com/sharepoint/v3"/>
+    <ds:schemaRef ds:uri="230e9df3-be65-4c73-a93b-d1236ebd677e"/>
+    <ds:schemaRef ds:uri="71af3243-3dd4-4a8d-8c0d-dd76da1f02a5"/>
+    <ds:schemaRef ds:uri="16c05727-aa75-4e4a-9b5f-8a80a1165891"/>
   </ds:schemaRefs>
 </ds:datastoreItem>
 </file>
